--- a/Báo cáo thực tập tuần 1- Nguyễn Xuân Thưởng- 66KSCS-0220766.docx
+++ b/Báo cáo thực tập tuần 1- Nguyễn Xuân Thưởng- 66KSCS-0220766.docx
@@ -1904,7 +1904,7 @@
           <w:noProof/>
         </w:rPr>
       </w:pPr>
-      <w:bookmarkStart w:id="2" w:name="_Toc220360631"/>
+      <w:bookmarkStart w:id="2" w:name="_Toc220921805"/>
       <w:r>
         <w:lastRenderedPageBreak/>
         <w:t>MỤC LỤC</w:t>
@@ -1963,7 +1963,7 @@
           <w:lang w:eastAsia="ja-JP"/>
         </w:rPr>
       </w:pPr>
-      <w:hyperlink w:anchor="_Toc220360631" w:history="1">
+      <w:hyperlink w:anchor="_Toc220921805" w:history="1">
         <w:r>
           <w:rPr>
             <w:rStyle w:val="Hyperlink"/>
@@ -1990,7 +1990,7 @@
             <w:noProof/>
             <w:webHidden/>
           </w:rPr>
-          <w:instrText xml:space="preserve"> PAGEREF _Toc220360631 \h </w:instrText>
+          <w:instrText xml:space="preserve"> PAGEREF _Toc220921805 \h </w:instrText>
         </w:r>
         <w:r>
           <w:rPr>
@@ -2033,7 +2033,7 @@
           <w:lang w:eastAsia="ja-JP"/>
         </w:rPr>
       </w:pPr>
-      <w:hyperlink w:anchor="_Toc220360632" w:history="1">
+      <w:hyperlink w:anchor="_Toc220921806" w:history="1">
         <w:r>
           <w:rPr>
             <w:rStyle w:val="Hyperlink"/>
@@ -2060,7 +2060,7 @@
             <w:noProof/>
             <w:webHidden/>
           </w:rPr>
-          <w:instrText xml:space="preserve"> PAGEREF _Toc220360632 \h </w:instrText>
+          <w:instrText xml:space="preserve"> PAGEREF _Toc220921806 \h </w:instrText>
         </w:r>
         <w:r>
           <w:rPr>
@@ -2104,7 +2104,7 @@
           <w:lang w:eastAsia="ja-JP"/>
         </w:rPr>
       </w:pPr>
-      <w:hyperlink w:anchor="_Toc220360633" w:history="1">
+      <w:hyperlink w:anchor="_Toc220921807" w:history="1">
         <w:r>
           <w:rPr>
             <w:rStyle w:val="Hyperlink"/>
@@ -2131,7 +2131,7 @@
             <w:noProof/>
             <w:webHidden/>
           </w:rPr>
-          <w:instrText xml:space="preserve"> PAGEREF _Toc220360633 \h </w:instrText>
+          <w:instrText xml:space="preserve"> PAGEREF _Toc220921807 \h </w:instrText>
         </w:r>
         <w:r>
           <w:rPr>
@@ -2176,7 +2176,7 @@
           <w:lang w:eastAsia="ja-JP"/>
         </w:rPr>
       </w:pPr>
-      <w:hyperlink w:anchor="_Toc220360634" w:history="1">
+      <w:hyperlink w:anchor="_Toc220921808" w:history="1">
         <w:r>
           <w:rPr>
             <w:rStyle w:val="Hyperlink"/>
@@ -2215,7 +2215,7 @@
           <w:rPr>
             <w:webHidden/>
           </w:rPr>
-          <w:instrText xml:space="preserve"> PAGEREF _Toc220360634 \h </w:instrText>
+          <w:instrText xml:space="preserve"> PAGEREF _Toc220921808 \h </w:instrText>
         </w:r>
         <w:r>
           <w:rPr>
@@ -2257,7 +2257,7 @@
           <w:lang w:eastAsia="ja-JP"/>
         </w:rPr>
       </w:pPr>
-      <w:hyperlink w:anchor="_Toc220360635" w:history="1">
+      <w:hyperlink w:anchor="_Toc220921809" w:history="1">
         <w:r>
           <w:rPr>
             <w:rStyle w:val="Hyperlink"/>
@@ -2301,7 +2301,7 @@
             <w:noProof/>
             <w:webHidden/>
           </w:rPr>
-          <w:instrText xml:space="preserve"> PAGEREF _Toc220360635 \h </w:instrText>
+          <w:instrText xml:space="preserve"> PAGEREF _Toc220921809 \h </w:instrText>
         </w:r>
         <w:r>
           <w:rPr>
@@ -2347,7 +2347,7 @@
           <w:lang w:eastAsia="ja-JP"/>
         </w:rPr>
       </w:pPr>
-      <w:hyperlink w:anchor="_Toc220360636" w:history="1">
+      <w:hyperlink w:anchor="_Toc220921810" w:history="1">
         <w:r>
           <w:rPr>
             <w:rStyle w:val="Hyperlink"/>
@@ -2391,7 +2391,7 @@
             <w:noProof/>
             <w:webHidden/>
           </w:rPr>
-          <w:instrText xml:space="preserve"> PAGEREF _Toc220360636 \h </w:instrText>
+          <w:instrText xml:space="preserve"> PAGEREF _Toc220921810 \h </w:instrText>
         </w:r>
         <w:r>
           <w:rPr>
@@ -2436,7 +2436,7 @@
           <w:lang w:eastAsia="ja-JP"/>
         </w:rPr>
       </w:pPr>
-      <w:hyperlink w:anchor="_Toc220360637" w:history="1">
+      <w:hyperlink w:anchor="_Toc220921811" w:history="1">
         <w:r>
           <w:rPr>
             <w:rStyle w:val="Hyperlink"/>
@@ -2482,7 +2482,7 @@
           <w:rPr>
             <w:webHidden/>
           </w:rPr>
-          <w:instrText xml:space="preserve"> PAGEREF _Toc220360637 \h </w:instrText>
+          <w:instrText xml:space="preserve"> PAGEREF _Toc220921811 \h </w:instrText>
         </w:r>
         <w:r>
           <w:rPr>
@@ -2525,7 +2525,7 @@
           <w:lang w:eastAsia="ja-JP"/>
         </w:rPr>
       </w:pPr>
-      <w:hyperlink w:anchor="_Toc220360638" w:history="1">
+      <w:hyperlink w:anchor="_Toc220921812" w:history="1">
         <w:r>
           <w:rPr>
             <w:rStyle w:val="Hyperlink"/>
@@ -2571,7 +2571,7 @@
             <w:noProof/>
             <w:webHidden/>
           </w:rPr>
-          <w:instrText xml:space="preserve"> PAGEREF _Toc220360638 \h </w:instrText>
+          <w:instrText xml:space="preserve"> PAGEREF _Toc220921812 \h </w:instrText>
         </w:r>
         <w:r>
           <w:rPr>
@@ -2616,7 +2616,7 @@
           <w:lang w:eastAsia="ja-JP"/>
         </w:rPr>
       </w:pPr>
-      <w:hyperlink w:anchor="_Toc220360639" w:history="1">
+      <w:hyperlink w:anchor="_Toc220921813" w:history="1">
         <w:r>
           <w:rPr>
             <w:rStyle w:val="Hyperlink"/>
@@ -2655,7 +2655,7 @@
           <w:rPr>
             <w:webHidden/>
           </w:rPr>
-          <w:instrText xml:space="preserve"> PAGEREF _Toc220360639 \h </w:instrText>
+          <w:instrText xml:space="preserve"> PAGEREF _Toc220921813 \h </w:instrText>
         </w:r>
         <w:r>
           <w:rPr>
@@ -2696,7 +2696,7 @@
           <w:lang w:eastAsia="ja-JP"/>
         </w:rPr>
       </w:pPr>
-      <w:hyperlink w:anchor="_Toc220360640" w:history="1">
+      <w:hyperlink w:anchor="_Toc220921814" w:history="1">
         <w:r>
           <w:rPr>
             <w:rStyle w:val="Hyperlink"/>
@@ -2735,7 +2735,7 @@
           <w:rPr>
             <w:webHidden/>
           </w:rPr>
-          <w:instrText xml:space="preserve"> PAGEREF _Toc220360640 \h </w:instrText>
+          <w:instrText xml:space="preserve"> PAGEREF _Toc220921814 \h </w:instrText>
         </w:r>
         <w:r>
           <w:rPr>
@@ -2777,7 +2777,7 @@
           <w:lang w:eastAsia="ja-JP"/>
         </w:rPr>
       </w:pPr>
-      <w:hyperlink w:anchor="_Toc220360641" w:history="1">
+      <w:hyperlink w:anchor="_Toc220921815" w:history="1">
         <w:r>
           <w:rPr>
             <w:rStyle w:val="Hyperlink"/>
@@ -2821,7 +2821,7 @@
             <w:noProof/>
             <w:webHidden/>
           </w:rPr>
-          <w:instrText xml:space="preserve"> PAGEREF _Toc220360641 \h </w:instrText>
+          <w:instrText xml:space="preserve"> PAGEREF _Toc220921815 \h </w:instrText>
         </w:r>
         <w:r>
           <w:rPr>
@@ -2867,7 +2867,7 @@
           <w:lang w:eastAsia="ja-JP"/>
         </w:rPr>
       </w:pPr>
-      <w:hyperlink w:anchor="_Toc220360642" w:history="1">
+      <w:hyperlink w:anchor="_Toc220921816" w:history="1">
         <w:r>
           <w:rPr>
             <w:rStyle w:val="Hyperlink"/>
@@ -2911,7 +2911,7 @@
             <w:noProof/>
             <w:webHidden/>
           </w:rPr>
-          <w:instrText xml:space="preserve"> PAGEREF _Toc220360642 \h </w:instrText>
+          <w:instrText xml:space="preserve"> PAGEREF _Toc220921816 \h </w:instrText>
         </w:r>
         <w:r>
           <w:rPr>
@@ -2956,7 +2956,7 @@
           <w:lang w:eastAsia="ja-JP"/>
         </w:rPr>
       </w:pPr>
-      <w:hyperlink w:anchor="_Toc220360643" w:history="1">
+      <w:hyperlink w:anchor="_Toc220921817" w:history="1">
         <w:r>
           <w:rPr>
             <w:rStyle w:val="Hyperlink"/>
@@ -2995,7 +2995,7 @@
           <w:rPr>
             <w:webHidden/>
           </w:rPr>
-          <w:instrText xml:space="preserve"> PAGEREF _Toc220360643 \h </w:instrText>
+          <w:instrText xml:space="preserve"> PAGEREF _Toc220921817 \h </w:instrText>
         </w:r>
         <w:r>
           <w:rPr>
@@ -3036,7 +3036,7 @@
           <w:lang w:eastAsia="ja-JP"/>
         </w:rPr>
       </w:pPr>
-      <w:hyperlink w:anchor="_Toc220360644" w:history="1">
+      <w:hyperlink w:anchor="_Toc220921818" w:history="1">
         <w:r>
           <w:rPr>
             <w:rStyle w:val="Hyperlink"/>
@@ -3075,7 +3075,7 @@
           <w:rPr>
             <w:webHidden/>
           </w:rPr>
-          <w:instrText xml:space="preserve"> PAGEREF _Toc220360644 \h </w:instrText>
+          <w:instrText xml:space="preserve"> PAGEREF _Toc220921818 \h </w:instrText>
         </w:r>
         <w:r>
           <w:rPr>
@@ -3116,7 +3116,7 @@
           <w:lang w:eastAsia="ja-JP"/>
         </w:rPr>
       </w:pPr>
-      <w:hyperlink w:anchor="_Toc220360645" w:history="1">
+      <w:hyperlink w:anchor="_Toc220921819" w:history="1">
         <w:r>
           <w:rPr>
             <w:rStyle w:val="Hyperlink"/>
@@ -3155,7 +3155,7 @@
           <w:rPr>
             <w:webHidden/>
           </w:rPr>
-          <w:instrText xml:space="preserve"> PAGEREF _Toc220360645 \h </w:instrText>
+          <w:instrText xml:space="preserve"> PAGEREF _Toc220921819 \h </w:instrText>
         </w:r>
         <w:r>
           <w:rPr>
@@ -3197,7 +3197,7 @@
           <w:lang w:eastAsia="ja-JP"/>
         </w:rPr>
       </w:pPr>
-      <w:hyperlink w:anchor="_Toc220360646" w:history="1">
+      <w:hyperlink w:anchor="_Toc220921820" w:history="1">
         <w:r>
           <w:rPr>
             <w:rStyle w:val="Hyperlink"/>
@@ -3241,7 +3241,7 @@
             <w:noProof/>
             <w:webHidden/>
           </w:rPr>
-          <w:instrText xml:space="preserve"> PAGEREF _Toc220360646 \h </w:instrText>
+          <w:instrText xml:space="preserve"> PAGEREF _Toc220921820 \h </w:instrText>
         </w:r>
         <w:r>
           <w:rPr>
@@ -3287,7 +3287,7 @@
           <w:lang w:eastAsia="ja-JP"/>
         </w:rPr>
       </w:pPr>
-      <w:hyperlink w:anchor="_Toc220360647" w:history="1">
+      <w:hyperlink w:anchor="_Toc220921821" w:history="1">
         <w:r>
           <w:rPr>
             <w:rStyle w:val="Hyperlink"/>
@@ -3331,7 +3331,7 @@
             <w:noProof/>
             <w:webHidden/>
           </w:rPr>
-          <w:instrText xml:space="preserve"> PAGEREF _Toc220360647 \h </w:instrText>
+          <w:instrText xml:space="preserve"> PAGEREF _Toc220921821 \h </w:instrText>
         </w:r>
         <w:r>
           <w:rPr>
@@ -3351,7 +3351,7 @@
             <w:noProof/>
             <w:webHidden/>
           </w:rPr>
-          <w:t>8</w:t>
+          <w:t>9</w:t>
         </w:r>
         <w:r>
           <w:rPr>
@@ -3377,7 +3377,7 @@
           <w:lang w:eastAsia="ja-JP"/>
         </w:rPr>
       </w:pPr>
-      <w:hyperlink w:anchor="_Toc220360648" w:history="1">
+      <w:hyperlink w:anchor="_Toc220921822" w:history="1">
         <w:r>
           <w:rPr>
             <w:rStyle w:val="Hyperlink"/>
@@ -3421,7 +3421,7 @@
             <w:noProof/>
             <w:webHidden/>
           </w:rPr>
-          <w:instrText xml:space="preserve"> PAGEREF _Toc220360648 \h </w:instrText>
+          <w:instrText xml:space="preserve"> PAGEREF _Toc220921822 \h </w:instrText>
         </w:r>
         <w:r>
           <w:rPr>
@@ -3441,7 +3441,7 @@
             <w:noProof/>
             <w:webHidden/>
           </w:rPr>
-          <w:t>8</w:t>
+          <w:t>9</w:t>
         </w:r>
         <w:r>
           <w:rPr>
@@ -3466,7 +3466,7 @@
           <w:lang w:eastAsia="ja-JP"/>
         </w:rPr>
       </w:pPr>
-      <w:hyperlink w:anchor="_Toc220360649" w:history="1">
+      <w:hyperlink w:anchor="_Toc220921823" w:history="1">
         <w:r>
           <w:rPr>
             <w:rStyle w:val="Hyperlink"/>
@@ -3505,7 +3505,7 @@
           <w:rPr>
             <w:webHidden/>
           </w:rPr>
-          <w:instrText xml:space="preserve"> PAGEREF _Toc220360649 \h </w:instrText>
+          <w:instrText xml:space="preserve"> PAGEREF _Toc220921823 \h </w:instrText>
         </w:r>
         <w:r>
           <w:rPr>
@@ -3522,7 +3522,7 @@
           <w:rPr>
             <w:webHidden/>
           </w:rPr>
-          <w:t>9</w:t>
+          <w:t>10</w:t>
         </w:r>
         <w:r>
           <w:rPr>
@@ -3547,7 +3547,7 @@
           <w:lang w:eastAsia="ja-JP"/>
         </w:rPr>
       </w:pPr>
-      <w:hyperlink w:anchor="_Toc220360650" w:history="1">
+      <w:hyperlink w:anchor="_Toc220921824" w:history="1">
         <w:r>
           <w:rPr>
             <w:rStyle w:val="Hyperlink"/>
@@ -3591,7 +3591,7 @@
             <w:noProof/>
             <w:webHidden/>
           </w:rPr>
-          <w:instrText xml:space="preserve"> PAGEREF _Toc220360650 \h </w:instrText>
+          <w:instrText xml:space="preserve"> PAGEREF _Toc220921824 \h </w:instrText>
         </w:r>
         <w:r>
           <w:rPr>
@@ -3611,7 +3611,7 @@
             <w:noProof/>
             <w:webHidden/>
           </w:rPr>
-          <w:t>9</w:t>
+          <w:t>10</w:t>
         </w:r>
         <w:r>
           <w:rPr>
@@ -3637,7 +3637,7 @@
           <w:lang w:eastAsia="ja-JP"/>
         </w:rPr>
       </w:pPr>
-      <w:hyperlink w:anchor="_Toc220360651" w:history="1">
+      <w:hyperlink w:anchor="_Toc220921825" w:history="1">
         <w:r>
           <w:rPr>
             <w:rStyle w:val="Hyperlink"/>
@@ -3681,7 +3681,7 @@
             <w:noProof/>
             <w:webHidden/>
           </w:rPr>
-          <w:instrText xml:space="preserve"> PAGEREF _Toc220360651 \h </w:instrText>
+          <w:instrText xml:space="preserve"> PAGEREF _Toc220921825 \h </w:instrText>
         </w:r>
         <w:r>
           <w:rPr>
@@ -3701,7 +3701,844 @@
             <w:noProof/>
             <w:webHidden/>
           </w:rPr>
-          <w:t>9</w:t>
+          <w:t>10</w:t>
+        </w:r>
+        <w:r>
+          <w:rPr>
+            <w:noProof/>
+            <w:webHidden/>
+          </w:rPr>
+          <w:fldChar w:fldCharType="end"/>
+        </w:r>
+      </w:hyperlink>
+    </w:p>
+    <w:p>
+      <w:pPr>
+        <w:pStyle w:val="TOC1"/>
+        <w:rPr>
+          <w:rFonts w:asciiTheme="minorHAnsi" w:eastAsiaTheme="minorEastAsia" w:hAnsiTheme="minorHAnsi" w:cstheme="minorBidi"/>
+          <w:i w:val="0"/>
+          <w:noProof/>
+          <w:sz w:val="22"/>
+          <w:szCs w:val="22"/>
+          <w:lang w:eastAsia="ja-JP"/>
+        </w:rPr>
+      </w:pPr>
+      <w:hyperlink w:anchor="_Toc220921826" w:history="1">
+        <w:r>
+          <w:rPr>
+            <w:rStyle w:val="Hyperlink"/>
+            <w:noProof/>
+          </w:rPr>
+          <w:t>Tuần 2: MÔ TẢ CÁC CÔNG VIỆC VÀ KIẾN THỨC ĐƯỢC GIAO TÌM HIỂU</w:t>
+        </w:r>
+        <w:r>
+          <w:rPr>
+            <w:noProof/>
+            <w:webHidden/>
+          </w:rPr>
+          <w:tab/>
+        </w:r>
+        <w:r>
+          <w:rPr>
+            <w:noProof/>
+            <w:webHidden/>
+          </w:rPr>
+          <w:fldChar w:fldCharType="begin"/>
+        </w:r>
+        <w:r>
+          <w:rPr>
+            <w:noProof/>
+            <w:webHidden/>
+          </w:rPr>
+          <w:instrText xml:space="preserve"> PAGEREF _Toc220921826 \h </w:instrText>
+        </w:r>
+        <w:r>
+          <w:rPr>
+            <w:noProof/>
+            <w:webHidden/>
+          </w:rPr>
+        </w:r>
+        <w:r>
+          <w:rPr>
+            <w:noProof/>
+            <w:webHidden/>
+          </w:rPr>
+          <w:fldChar w:fldCharType="separate"/>
+        </w:r>
+        <w:r>
+          <w:rPr>
+            <w:noProof/>
+            <w:webHidden/>
+          </w:rPr>
+          <w:t>11</w:t>
+        </w:r>
+        <w:r>
+          <w:rPr>
+            <w:noProof/>
+            <w:webHidden/>
+          </w:rPr>
+          <w:fldChar w:fldCharType="end"/>
+        </w:r>
+      </w:hyperlink>
+    </w:p>
+    <w:p>
+      <w:pPr>
+        <w:pStyle w:val="TOC2"/>
+        <w:rPr>
+          <w:rFonts w:asciiTheme="minorHAnsi" w:eastAsiaTheme="minorEastAsia" w:hAnsiTheme="minorHAnsi" w:cstheme="minorBidi"/>
+          <w:b w:val="0"/>
+          <w:caps w:val="0"/>
+          <w:noProof/>
+          <w:sz w:val="22"/>
+          <w:szCs w:val="22"/>
+          <w:lang w:eastAsia="ja-JP"/>
+        </w:rPr>
+      </w:pPr>
+      <w:hyperlink w:anchor="_Toc220921827" w:history="1">
+        <w:r>
+          <w:rPr>
+            <w:rStyle w:val="Hyperlink"/>
+            <w:noProof/>
+            <w:lang w:eastAsia="ja-JP"/>
+          </w:rPr>
+          <w:t>1</w:t>
+        </w:r>
+        <w:r>
+          <w:rPr>
+            <w:rStyle w:val="Hyperlink"/>
+            <w:rFonts w:ascii="MS Gothic" w:eastAsia="MS Gothic" w:hAnsi="MS Gothic" w:cs="MS Gothic" w:hint="eastAsia"/>
+            <w:noProof/>
+            <w:lang w:eastAsia="ja-JP"/>
+          </w:rPr>
+          <w:t>．</w:t>
+        </w:r>
+        <w:r>
+          <w:rPr>
+            <w:rStyle w:val="Hyperlink"/>
+            <w:noProof/>
+          </w:rPr>
+          <w:t>Nghiên cứu sâu về Odoo và Môi trường phát triển</w:t>
+        </w:r>
+        <w:r>
+          <w:rPr>
+            <w:noProof/>
+            <w:webHidden/>
+          </w:rPr>
+          <w:tab/>
+        </w:r>
+        <w:r>
+          <w:rPr>
+            <w:noProof/>
+            <w:webHidden/>
+          </w:rPr>
+          <w:fldChar w:fldCharType="begin"/>
+        </w:r>
+        <w:r>
+          <w:rPr>
+            <w:noProof/>
+            <w:webHidden/>
+          </w:rPr>
+          <w:instrText xml:space="preserve"> PAGEREF _Toc220921827 \h </w:instrText>
+        </w:r>
+        <w:r>
+          <w:rPr>
+            <w:noProof/>
+            <w:webHidden/>
+          </w:rPr>
+        </w:r>
+        <w:r>
+          <w:rPr>
+            <w:noProof/>
+            <w:webHidden/>
+          </w:rPr>
+          <w:fldChar w:fldCharType="separate"/>
+        </w:r>
+        <w:r>
+          <w:rPr>
+            <w:noProof/>
+            <w:webHidden/>
+          </w:rPr>
+          <w:t>11</w:t>
+        </w:r>
+        <w:r>
+          <w:rPr>
+            <w:noProof/>
+            <w:webHidden/>
+          </w:rPr>
+          <w:fldChar w:fldCharType="end"/>
+        </w:r>
+      </w:hyperlink>
+    </w:p>
+    <w:p>
+      <w:pPr>
+        <w:pStyle w:val="TOC2"/>
+        <w:tabs>
+          <w:tab w:val="left" w:pos="482"/>
+        </w:tabs>
+        <w:rPr>
+          <w:rFonts w:asciiTheme="minorHAnsi" w:eastAsiaTheme="minorEastAsia" w:hAnsiTheme="minorHAnsi" w:cstheme="minorBidi"/>
+          <w:b w:val="0"/>
+          <w:caps w:val="0"/>
+          <w:noProof/>
+          <w:sz w:val="22"/>
+          <w:szCs w:val="22"/>
+          <w:lang w:eastAsia="ja-JP"/>
+        </w:rPr>
+      </w:pPr>
+      <w:hyperlink w:anchor="_Toc220921828" w:history="1">
+        <w:r>
+          <w:rPr>
+            <w:rStyle w:val="Hyperlink"/>
+            <w:noProof/>
+          </w:rPr>
+          <w:t>2.</w:t>
+        </w:r>
+        <w:r>
+          <w:rPr>
+            <w:rFonts w:asciiTheme="minorHAnsi" w:eastAsiaTheme="minorEastAsia" w:hAnsiTheme="minorHAnsi" w:cstheme="minorBidi"/>
+            <w:b w:val="0"/>
+            <w:caps w:val="0"/>
+            <w:noProof/>
+            <w:sz w:val="22"/>
+            <w:szCs w:val="22"/>
+            <w:lang w:eastAsia="ja-JP"/>
+          </w:rPr>
+          <w:tab/>
+        </w:r>
+        <w:r>
+          <w:rPr>
+            <w:rStyle w:val="Hyperlink"/>
+            <w:noProof/>
+          </w:rPr>
+          <w:t>Chi tiết hóa các Module Odoo dựa trên kinh nghiệm thực tập nghiệp vụ</w:t>
+        </w:r>
+        <w:r>
+          <w:rPr>
+            <w:noProof/>
+            <w:webHidden/>
+          </w:rPr>
+          <w:tab/>
+        </w:r>
+        <w:r>
+          <w:rPr>
+            <w:noProof/>
+            <w:webHidden/>
+          </w:rPr>
+          <w:fldChar w:fldCharType="begin"/>
+        </w:r>
+        <w:r>
+          <w:rPr>
+            <w:noProof/>
+            <w:webHidden/>
+          </w:rPr>
+          <w:instrText xml:space="preserve"> PAGEREF _Toc220921828 \h </w:instrText>
+        </w:r>
+        <w:r>
+          <w:rPr>
+            <w:noProof/>
+            <w:webHidden/>
+          </w:rPr>
+        </w:r>
+        <w:r>
+          <w:rPr>
+            <w:noProof/>
+            <w:webHidden/>
+          </w:rPr>
+          <w:fldChar w:fldCharType="separate"/>
+        </w:r>
+        <w:r>
+          <w:rPr>
+            <w:noProof/>
+            <w:webHidden/>
+          </w:rPr>
+          <w:t>13</w:t>
+        </w:r>
+        <w:r>
+          <w:rPr>
+            <w:noProof/>
+            <w:webHidden/>
+          </w:rPr>
+          <w:fldChar w:fldCharType="end"/>
+        </w:r>
+      </w:hyperlink>
+    </w:p>
+    <w:p>
+      <w:pPr>
+        <w:pStyle w:val="TOC3"/>
+        <w:tabs>
+          <w:tab w:val="left" w:pos="958"/>
+        </w:tabs>
+        <w:rPr>
+          <w:rFonts w:asciiTheme="minorHAnsi" w:eastAsiaTheme="minorEastAsia" w:hAnsiTheme="minorHAnsi" w:cstheme="minorBidi"/>
+          <w:iCs w:val="0"/>
+          <w:sz w:val="22"/>
+          <w:szCs w:val="22"/>
+          <w:lang w:eastAsia="ja-JP"/>
+        </w:rPr>
+      </w:pPr>
+      <w:hyperlink w:anchor="_Toc220921829" w:history="1">
+        <w:r>
+          <w:rPr>
+            <w:rStyle w:val="Hyperlink"/>
+          </w:rPr>
+          <w:t>2.1.</w:t>
+        </w:r>
+        <w:r>
+          <w:rPr>
+            <w:rFonts w:asciiTheme="minorHAnsi" w:eastAsiaTheme="minorEastAsia" w:hAnsiTheme="minorHAnsi" w:cstheme="minorBidi"/>
+            <w:iCs w:val="0"/>
+            <w:sz w:val="22"/>
+            <w:szCs w:val="22"/>
+            <w:lang w:eastAsia="ja-JP"/>
+          </w:rPr>
+          <w:tab/>
+        </w:r>
+        <w:r>
+          <w:rPr>
+            <w:rStyle w:val="Hyperlink"/>
+          </w:rPr>
+          <w:t>Module Quản trị Nhân sự &amp; Tuyển dụng (HR &amp; Recruitment)</w:t>
+        </w:r>
+        <w:r>
+          <w:rPr>
+            <w:webHidden/>
+          </w:rPr>
+          <w:tab/>
+        </w:r>
+        <w:r>
+          <w:rPr>
+            <w:webHidden/>
+          </w:rPr>
+          <w:fldChar w:fldCharType="begin"/>
+        </w:r>
+        <w:r>
+          <w:rPr>
+            <w:webHidden/>
+          </w:rPr>
+          <w:instrText xml:space="preserve"> PAGEREF _Toc220921829 \h </w:instrText>
+        </w:r>
+        <w:r>
+          <w:rPr>
+            <w:webHidden/>
+          </w:rPr>
+        </w:r>
+        <w:r>
+          <w:rPr>
+            <w:webHidden/>
+          </w:rPr>
+          <w:fldChar w:fldCharType="separate"/>
+        </w:r>
+        <w:r>
+          <w:rPr>
+            <w:webHidden/>
+          </w:rPr>
+          <w:t>13</w:t>
+        </w:r>
+        <w:r>
+          <w:rPr>
+            <w:webHidden/>
+          </w:rPr>
+          <w:fldChar w:fldCharType="end"/>
+        </w:r>
+      </w:hyperlink>
+    </w:p>
+    <w:p>
+      <w:pPr>
+        <w:pStyle w:val="TOC3"/>
+        <w:tabs>
+          <w:tab w:val="left" w:pos="958"/>
+        </w:tabs>
+        <w:rPr>
+          <w:rFonts w:asciiTheme="minorHAnsi" w:eastAsiaTheme="minorEastAsia" w:hAnsiTheme="minorHAnsi" w:cstheme="minorBidi"/>
+          <w:iCs w:val="0"/>
+          <w:sz w:val="22"/>
+          <w:szCs w:val="22"/>
+          <w:lang w:eastAsia="ja-JP"/>
+        </w:rPr>
+      </w:pPr>
+      <w:hyperlink w:anchor="_Toc220921830" w:history="1">
+        <w:r>
+          <w:rPr>
+            <w:rStyle w:val="Hyperlink"/>
+          </w:rPr>
+          <w:t>2.2.</w:t>
+        </w:r>
+        <w:r>
+          <w:rPr>
+            <w:rFonts w:asciiTheme="minorHAnsi" w:eastAsiaTheme="minorEastAsia" w:hAnsiTheme="minorHAnsi" w:cstheme="minorBidi"/>
+            <w:iCs w:val="0"/>
+            <w:sz w:val="22"/>
+            <w:szCs w:val="22"/>
+            <w:lang w:eastAsia="ja-JP"/>
+          </w:rPr>
+          <w:tab/>
+        </w:r>
+        <w:r>
+          <w:rPr>
+            <w:rStyle w:val="Hyperlink"/>
+          </w:rPr>
+          <w:t>Module Quản lý Đội xe nội khu (Fleet Management)</w:t>
+        </w:r>
+        <w:r>
+          <w:rPr>
+            <w:webHidden/>
+          </w:rPr>
+          <w:tab/>
+        </w:r>
+        <w:r>
+          <w:rPr>
+            <w:webHidden/>
+          </w:rPr>
+          <w:fldChar w:fldCharType="begin"/>
+        </w:r>
+        <w:r>
+          <w:rPr>
+            <w:webHidden/>
+          </w:rPr>
+          <w:instrText xml:space="preserve"> PAGEREF _Toc220921830 \h </w:instrText>
+        </w:r>
+        <w:r>
+          <w:rPr>
+            <w:webHidden/>
+          </w:rPr>
+        </w:r>
+        <w:r>
+          <w:rPr>
+            <w:webHidden/>
+          </w:rPr>
+          <w:fldChar w:fldCharType="separate"/>
+        </w:r>
+        <w:r>
+          <w:rPr>
+            <w:webHidden/>
+          </w:rPr>
+          <w:t>13</w:t>
+        </w:r>
+        <w:r>
+          <w:rPr>
+            <w:webHidden/>
+          </w:rPr>
+          <w:fldChar w:fldCharType="end"/>
+        </w:r>
+      </w:hyperlink>
+    </w:p>
+    <w:p>
+      <w:pPr>
+        <w:pStyle w:val="TOC3"/>
+        <w:tabs>
+          <w:tab w:val="left" w:pos="958"/>
+        </w:tabs>
+        <w:rPr>
+          <w:rFonts w:asciiTheme="minorHAnsi" w:eastAsiaTheme="minorEastAsia" w:hAnsiTheme="minorHAnsi" w:cstheme="minorBidi"/>
+          <w:iCs w:val="0"/>
+          <w:sz w:val="22"/>
+          <w:szCs w:val="22"/>
+          <w:lang w:eastAsia="ja-JP"/>
+        </w:rPr>
+      </w:pPr>
+      <w:hyperlink w:anchor="_Toc220921831" w:history="1">
+        <w:r>
+          <w:rPr>
+            <w:rStyle w:val="Hyperlink"/>
+          </w:rPr>
+          <w:t>2.3.</w:t>
+        </w:r>
+        <w:r>
+          <w:rPr>
+            <w:rFonts w:asciiTheme="minorHAnsi" w:eastAsiaTheme="minorEastAsia" w:hAnsiTheme="minorHAnsi" w:cstheme="minorBidi"/>
+            <w:iCs w:val="0"/>
+            <w:sz w:val="22"/>
+            <w:szCs w:val="22"/>
+            <w:lang w:eastAsia="ja-JP"/>
+          </w:rPr>
+          <w:tab/>
+        </w:r>
+        <w:r>
+          <w:rPr>
+            <w:rStyle w:val="Hyperlink"/>
+          </w:rPr>
+          <w:t>Hệ thống Đặt lịch (Booking - Kế thừa từ nghiệp vụ Nha khoa)</w:t>
+        </w:r>
+        <w:r>
+          <w:rPr>
+            <w:webHidden/>
+          </w:rPr>
+          <w:tab/>
+        </w:r>
+        <w:r>
+          <w:rPr>
+            <w:webHidden/>
+          </w:rPr>
+          <w:fldChar w:fldCharType="begin"/>
+        </w:r>
+        <w:r>
+          <w:rPr>
+            <w:webHidden/>
+          </w:rPr>
+          <w:instrText xml:space="preserve"> PAGEREF _Toc220921831 \h </w:instrText>
+        </w:r>
+        <w:r>
+          <w:rPr>
+            <w:webHidden/>
+          </w:rPr>
+        </w:r>
+        <w:r>
+          <w:rPr>
+            <w:webHidden/>
+          </w:rPr>
+          <w:fldChar w:fldCharType="separate"/>
+        </w:r>
+        <w:r>
+          <w:rPr>
+            <w:webHidden/>
+          </w:rPr>
+          <w:t>14</w:t>
+        </w:r>
+        <w:r>
+          <w:rPr>
+            <w:webHidden/>
+          </w:rPr>
+          <w:fldChar w:fldCharType="end"/>
+        </w:r>
+      </w:hyperlink>
+    </w:p>
+    <w:p>
+      <w:pPr>
+        <w:pStyle w:val="TOC2"/>
+        <w:tabs>
+          <w:tab w:val="left" w:pos="482"/>
+        </w:tabs>
+        <w:rPr>
+          <w:rFonts w:asciiTheme="minorHAnsi" w:eastAsiaTheme="minorEastAsia" w:hAnsiTheme="minorHAnsi" w:cstheme="minorBidi"/>
+          <w:b w:val="0"/>
+          <w:caps w:val="0"/>
+          <w:noProof/>
+          <w:sz w:val="22"/>
+          <w:szCs w:val="22"/>
+          <w:lang w:eastAsia="ja-JP"/>
+        </w:rPr>
+      </w:pPr>
+      <w:hyperlink w:anchor="_Toc220921832" w:history="1">
+        <w:r>
+          <w:rPr>
+            <w:rStyle w:val="Hyperlink"/>
+            <w:noProof/>
+          </w:rPr>
+          <w:t>3.</w:t>
+        </w:r>
+        <w:r>
+          <w:rPr>
+            <w:rFonts w:asciiTheme="minorHAnsi" w:eastAsiaTheme="minorEastAsia" w:hAnsiTheme="minorHAnsi" w:cstheme="minorBidi"/>
+            <w:b w:val="0"/>
+            <w:caps w:val="0"/>
+            <w:noProof/>
+            <w:sz w:val="22"/>
+            <w:szCs w:val="22"/>
+            <w:lang w:eastAsia="ja-JP"/>
+          </w:rPr>
+          <w:tab/>
+        </w:r>
+        <w:r>
+          <w:rPr>
+            <w:rStyle w:val="Hyperlink"/>
+            <w:noProof/>
+          </w:rPr>
+          <w:t>Đánh giá kết quả tìm hiểu sau giai đoạn nghiên cứu</w:t>
+        </w:r>
+        <w:r>
+          <w:rPr>
+            <w:noProof/>
+            <w:webHidden/>
+          </w:rPr>
+          <w:tab/>
+        </w:r>
+        <w:r>
+          <w:rPr>
+            <w:noProof/>
+            <w:webHidden/>
+          </w:rPr>
+          <w:fldChar w:fldCharType="begin"/>
+        </w:r>
+        <w:r>
+          <w:rPr>
+            <w:noProof/>
+            <w:webHidden/>
+          </w:rPr>
+          <w:instrText xml:space="preserve"> PAGEREF _Toc220921832 \h </w:instrText>
+        </w:r>
+        <w:r>
+          <w:rPr>
+            <w:noProof/>
+            <w:webHidden/>
+          </w:rPr>
+        </w:r>
+        <w:r>
+          <w:rPr>
+            <w:noProof/>
+            <w:webHidden/>
+          </w:rPr>
+          <w:fldChar w:fldCharType="separate"/>
+        </w:r>
+        <w:r>
+          <w:rPr>
+            <w:noProof/>
+            <w:webHidden/>
+          </w:rPr>
+          <w:t>14</w:t>
+        </w:r>
+        <w:r>
+          <w:rPr>
+            <w:noProof/>
+            <w:webHidden/>
+          </w:rPr>
+          <w:fldChar w:fldCharType="end"/>
+        </w:r>
+      </w:hyperlink>
+    </w:p>
+    <w:p>
+      <w:pPr>
+        <w:pStyle w:val="TOC3"/>
+        <w:tabs>
+          <w:tab w:val="left" w:pos="958"/>
+        </w:tabs>
+        <w:rPr>
+          <w:rFonts w:asciiTheme="minorHAnsi" w:eastAsiaTheme="minorEastAsia" w:hAnsiTheme="minorHAnsi" w:cstheme="minorBidi"/>
+          <w:iCs w:val="0"/>
+          <w:sz w:val="22"/>
+          <w:szCs w:val="22"/>
+          <w:lang w:eastAsia="ja-JP"/>
+        </w:rPr>
+      </w:pPr>
+      <w:hyperlink w:anchor="_Toc220921833" w:history="1">
+        <w:r>
+          <w:rPr>
+            <w:rStyle w:val="Hyperlink"/>
+          </w:rPr>
+          <w:t>3.1.</w:t>
+        </w:r>
+        <w:r>
+          <w:rPr>
+            <w:rFonts w:asciiTheme="minorHAnsi" w:eastAsiaTheme="minorEastAsia" w:hAnsiTheme="minorHAnsi" w:cstheme="minorBidi"/>
+            <w:iCs w:val="0"/>
+            <w:sz w:val="22"/>
+            <w:szCs w:val="22"/>
+            <w:lang w:eastAsia="ja-JP"/>
+          </w:rPr>
+          <w:tab/>
+        </w:r>
+        <w:r>
+          <w:rPr>
+            <w:rStyle w:val="Hyperlink"/>
+          </w:rPr>
+          <w:t>Phân tích điểm mạnh (Strengths)</w:t>
+        </w:r>
+        <w:r>
+          <w:rPr>
+            <w:webHidden/>
+          </w:rPr>
+          <w:tab/>
+        </w:r>
+        <w:r>
+          <w:rPr>
+            <w:webHidden/>
+          </w:rPr>
+          <w:fldChar w:fldCharType="begin"/>
+        </w:r>
+        <w:r>
+          <w:rPr>
+            <w:webHidden/>
+          </w:rPr>
+          <w:instrText xml:space="preserve"> PAGEREF _Toc220921833 \h </w:instrText>
+        </w:r>
+        <w:r>
+          <w:rPr>
+            <w:webHidden/>
+          </w:rPr>
+        </w:r>
+        <w:r>
+          <w:rPr>
+            <w:webHidden/>
+          </w:rPr>
+          <w:fldChar w:fldCharType="separate"/>
+        </w:r>
+        <w:r>
+          <w:rPr>
+            <w:webHidden/>
+          </w:rPr>
+          <w:t>14</w:t>
+        </w:r>
+        <w:r>
+          <w:rPr>
+            <w:webHidden/>
+          </w:rPr>
+          <w:fldChar w:fldCharType="end"/>
+        </w:r>
+      </w:hyperlink>
+    </w:p>
+    <w:p>
+      <w:pPr>
+        <w:pStyle w:val="TOC3"/>
+        <w:tabs>
+          <w:tab w:val="left" w:pos="958"/>
+        </w:tabs>
+        <w:rPr>
+          <w:rFonts w:asciiTheme="minorHAnsi" w:eastAsiaTheme="minorEastAsia" w:hAnsiTheme="minorHAnsi" w:cstheme="minorBidi"/>
+          <w:iCs w:val="0"/>
+          <w:sz w:val="22"/>
+          <w:szCs w:val="22"/>
+          <w:lang w:eastAsia="ja-JP"/>
+        </w:rPr>
+      </w:pPr>
+      <w:hyperlink w:anchor="_Toc220921834" w:history="1">
+        <w:r>
+          <w:rPr>
+            <w:rStyle w:val="Hyperlink"/>
+          </w:rPr>
+          <w:t>3.2.</w:t>
+        </w:r>
+        <w:r>
+          <w:rPr>
+            <w:rFonts w:asciiTheme="minorHAnsi" w:eastAsiaTheme="minorEastAsia" w:hAnsiTheme="minorHAnsi" w:cstheme="minorBidi"/>
+            <w:iCs w:val="0"/>
+            <w:sz w:val="22"/>
+            <w:szCs w:val="22"/>
+            <w:lang w:eastAsia="ja-JP"/>
+          </w:rPr>
+          <w:tab/>
+        </w:r>
+        <w:r>
+          <w:rPr>
+            <w:rStyle w:val="Hyperlink"/>
+          </w:rPr>
+          <w:t>Phân tích điểm yếu và rào cản (Weaknesses)</w:t>
+        </w:r>
+        <w:r>
+          <w:rPr>
+            <w:webHidden/>
+          </w:rPr>
+          <w:tab/>
+        </w:r>
+        <w:r>
+          <w:rPr>
+            <w:webHidden/>
+          </w:rPr>
+          <w:fldChar w:fldCharType="begin"/>
+        </w:r>
+        <w:r>
+          <w:rPr>
+            <w:webHidden/>
+          </w:rPr>
+          <w:instrText xml:space="preserve"> PAGEREF _Toc220921834 \h </w:instrText>
+        </w:r>
+        <w:r>
+          <w:rPr>
+            <w:webHidden/>
+          </w:rPr>
+        </w:r>
+        <w:r>
+          <w:rPr>
+            <w:webHidden/>
+          </w:rPr>
+          <w:fldChar w:fldCharType="separate"/>
+        </w:r>
+        <w:r>
+          <w:rPr>
+            <w:webHidden/>
+          </w:rPr>
+          <w:t>14</w:t>
+        </w:r>
+        <w:r>
+          <w:rPr>
+            <w:webHidden/>
+          </w:rPr>
+          <w:fldChar w:fldCharType="end"/>
+        </w:r>
+      </w:hyperlink>
+    </w:p>
+    <w:p>
+      <w:pPr>
+        <w:pStyle w:val="TOC2"/>
+        <w:tabs>
+          <w:tab w:val="left" w:pos="482"/>
+        </w:tabs>
+        <w:rPr>
+          <w:rFonts w:asciiTheme="minorHAnsi" w:eastAsiaTheme="minorEastAsia" w:hAnsiTheme="minorHAnsi" w:cstheme="minorBidi"/>
+          <w:b w:val="0"/>
+          <w:caps w:val="0"/>
+          <w:noProof/>
+          <w:sz w:val="22"/>
+          <w:szCs w:val="22"/>
+          <w:lang w:eastAsia="ja-JP"/>
+        </w:rPr>
+      </w:pPr>
+      <w:hyperlink w:anchor="_Toc220921835" w:history="1">
+        <w:r>
+          <w:rPr>
+            <w:rStyle w:val="Hyperlink"/>
+            <w:noProof/>
+          </w:rPr>
+          <w:t>4.</w:t>
+        </w:r>
+        <w:r>
+          <w:rPr>
+            <w:rFonts w:asciiTheme="minorHAnsi" w:eastAsiaTheme="minorEastAsia" w:hAnsiTheme="minorHAnsi" w:cstheme="minorBidi"/>
+            <w:b w:val="0"/>
+            <w:caps w:val="0"/>
+            <w:noProof/>
+            <w:sz w:val="22"/>
+            <w:szCs w:val="22"/>
+            <w:lang w:eastAsia="ja-JP"/>
+          </w:rPr>
+          <w:tab/>
+        </w:r>
+        <w:r>
+          <w:rPr>
+            <w:rStyle w:val="Hyperlink"/>
+            <w:noProof/>
+          </w:rPr>
+          <w:t>Kết luận và Định hướng thực hiện</w:t>
+        </w:r>
+        <w:r>
+          <w:rPr>
+            <w:noProof/>
+            <w:webHidden/>
+          </w:rPr>
+          <w:tab/>
+        </w:r>
+        <w:r>
+          <w:rPr>
+            <w:noProof/>
+            <w:webHidden/>
+          </w:rPr>
+          <w:fldChar w:fldCharType="begin"/>
+        </w:r>
+        <w:r>
+          <w:rPr>
+            <w:noProof/>
+            <w:webHidden/>
+          </w:rPr>
+          <w:instrText xml:space="preserve"> PAGEREF _Toc220921835 \h </w:instrText>
+        </w:r>
+        <w:r>
+          <w:rPr>
+            <w:noProof/>
+            <w:webHidden/>
+          </w:rPr>
+        </w:r>
+        <w:r>
+          <w:rPr>
+            <w:noProof/>
+            <w:webHidden/>
+          </w:rPr>
+          <w:fldChar w:fldCharType="separate"/>
+        </w:r>
+        <w:r>
+          <w:rPr>
+            <w:noProof/>
+            <w:webHidden/>
+          </w:rPr>
+          <w:t>15</w:t>
         </w:r>
         <w:r>
           <w:rPr>
@@ -3776,7 +4613,7 @@
         <w:ind w:left="1080"/>
         <w:jc w:val="left"/>
       </w:pPr>
-      <w:bookmarkStart w:id="4" w:name="_Toc220360632"/>
+      <w:bookmarkStart w:id="4" w:name="_Toc220921806"/>
       <w:bookmarkEnd w:id="3"/>
       <w:r>
         <w:lastRenderedPageBreak/>
@@ -3793,7 +4630,7 @@
         </w:rPr>
       </w:pPr>
       <w:bookmarkStart w:id="5" w:name="_Toc209516646"/>
-      <w:bookmarkStart w:id="6" w:name="_Toc220360633"/>
+      <w:bookmarkStart w:id="6" w:name="_Toc220921807"/>
       <w:r>
         <w:t>TINH THẦN Ý THỨC VÀ THÁI   ĐỘ TRONG QUÁ TRÌNH THỰC TẬP</w:t>
       </w:r>
@@ -3880,7 +4717,7 @@
         </w:numPr>
       </w:pPr>
       <w:bookmarkStart w:id="7" w:name="_Toc209516647"/>
-      <w:bookmarkStart w:id="8" w:name="_Toc220360634"/>
+      <w:bookmarkStart w:id="8" w:name="_Toc220921808"/>
       <w:r>
         <w:t>Tinh thần chuẩn bị mọi mặt của bản thân cho đợt thực tập</w:t>
       </w:r>
@@ -3928,7 +4765,7 @@
         </w:numPr>
       </w:pPr>
       <w:bookmarkStart w:id="9" w:name="_Toc209516648"/>
-      <w:bookmarkStart w:id="10" w:name="_Toc220360635"/>
+      <w:bookmarkStart w:id="10" w:name="_Toc220921809"/>
       <w:r>
         <w:t>Về tư tưởng:</w:t>
       </w:r>
@@ -3947,11 +4784,7 @@
         </w:rPr>
       </w:pPr>
       <w:r>
-        <w:t xml:space="preserve">Là một sinh viên thực tập nên bản thân em đã xác định được mục đích, nhiệm vụ của mình là học nghề, học để lập thân, lập nghiệp, để cụ thể hoá những kiến thức đã học trong chương trình đào tạo. Vì vậy ngay từ đầu em luôn cố gắng tu dưỡng về </w:t>
-      </w:r>
-      <w:r>
-        <w:lastRenderedPageBreak/>
-        <w:t>mọi mặt để có hướng phấn đấu học tập rèn luyện cho bản thân. Lập trường tư tưởng vững vàng, thực hiện tốt các nội quy, quy định của nhà trường cũng như cơ quan nơi liên hệ thực tập. Bản thân em đã xác định trong thời gian thực tập mình là một sinh viên đi để tiếp xúc với môi trường thực tế, học hỏi thêm những điều mình chưa biết. Do đó, ngay từ đầu phải thể hiện được phong cách đi đứng, giao tiếp lịch sự, tác phong nhanh nhẹn, hoà nhã, sống vui vẽ, nhiệt tình với công việc, tạo tình cảm gần gũi quý mến với các thầy, cô ,các anh chị trong Công Ty</w:t>
+        <w:t>Là một sinh viên thực tập nên bản thân em đã xác định được mục đích, nhiệm vụ của mình là học nghề, học để lập thân, lập nghiệp, để cụ thể hoá những kiến thức đã học trong chương trình đào tạo. Vì vậy ngay từ đầu em luôn cố gắng tu dưỡng về mọi mặt để có hướng phấn đấu học tập rèn luyện cho bản thân. Lập trường tư tưởng vững vàng, thực hiện tốt các nội quy, quy định của nhà trường cũng như cơ quan nơi liên hệ thực tập. Bản thân em đã xác định trong thời gian thực tập mình là một sinh viên đi để tiếp xúc với môi trường thực tế, học hỏi thêm những điều mình chưa biết. Do đó, ngay từ đầu phải thể hiện được phong cách đi đứng, giao tiếp lịch sự, tác phong nhanh nhẹn, hoà nhã, sống vui vẽ, nhiệt tình với công việc, tạo tình cảm gần gũi quý mến với các thầy, cô ,các anh chị trong Công Ty</w:t>
       </w:r>
     </w:p>
     <w:p>
@@ -3966,7 +4799,7 @@
         <w:t xml:space="preserve"> </w:t>
       </w:r>
       <w:bookmarkStart w:id="11" w:name="_Toc209516649"/>
-      <w:bookmarkStart w:id="12" w:name="_Toc220360636"/>
+      <w:bookmarkStart w:id="12" w:name="_Toc220921810"/>
       <w:r>
         <w:t>Về kiến thức:</w:t>
       </w:r>
@@ -4051,7 +4884,7 @@
         </w:numPr>
       </w:pPr>
       <w:bookmarkStart w:id="13" w:name="_Toc209516650"/>
-      <w:bookmarkStart w:id="14" w:name="_Toc220360637"/>
+      <w:bookmarkStart w:id="14" w:name="_Toc220921811"/>
       <w:r>
         <w:t xml:space="preserve">Ý thức thái độ trong thời gian thực tập tại </w:t>
       </w:r>
@@ -4135,9 +4968,8 @@
           <w:numId w:val="9"/>
         </w:numPr>
       </w:pPr>
-      <w:bookmarkStart w:id="15" w:name="_Toc220360638"/>
-      <w:r>
-        <w:lastRenderedPageBreak/>
+      <w:bookmarkStart w:id="15" w:name="_Toc220921812"/>
+      <w:r>
         <w:t>Thông tin về đơn vị thực tập</w:t>
       </w:r>
       <w:bookmarkEnd w:id="15"/>
@@ -4153,7 +4985,7 @@
           <w:lang w:val="en-US"/>
         </w:rPr>
       </w:pPr>
-      <w:bookmarkStart w:id="16" w:name="_Toc220360639"/>
+      <w:bookmarkStart w:id="16" w:name="_Toc220921813"/>
       <w:r>
         <w:rPr>
           <w:lang w:val="en-US"/>
@@ -4342,7 +5174,7 @@
           <w:numId w:val="10"/>
         </w:numPr>
       </w:pPr>
-      <w:bookmarkStart w:id="17" w:name="_Toc220360640"/>
+      <w:bookmarkStart w:id="17" w:name="_Toc220921814"/>
       <w:r>
         <w:rPr>
           <w:lang w:val="en-US"/>
@@ -4421,7 +5253,7 @@
           <w:numId w:val="10"/>
         </w:numPr>
       </w:pPr>
-      <w:bookmarkStart w:id="18" w:name="_Toc220360641"/>
+      <w:bookmarkStart w:id="18" w:name="_Toc220921815"/>
       <w:r>
         <w:t>Dịch vụ</w:t>
       </w:r>
@@ -4480,7 +5312,6 @@
         </w:numPr>
       </w:pPr>
       <w:r>
-        <w:lastRenderedPageBreak/>
         <w:t>Phát triển Phần mềm theo yêu cầu (Outsourcing &amp; Customizing):</w:t>
       </w:r>
     </w:p>
@@ -4581,7 +5412,7 @@
           <w:numId w:val="10"/>
         </w:numPr>
       </w:pPr>
-      <w:bookmarkStart w:id="19" w:name="_Toc220360642"/>
+      <w:bookmarkStart w:id="19" w:name="_Toc220921816"/>
       <w:r>
         <w:t>Sản phẩm</w:t>
       </w:r>
@@ -4762,9 +5593,8 @@
           <w:numId w:val="10"/>
         </w:numPr>
       </w:pPr>
-      <w:bookmarkStart w:id="20" w:name="_Toc220360643"/>
-      <w:r>
-        <w:lastRenderedPageBreak/>
+      <w:bookmarkStart w:id="20" w:name="_Toc220921817"/>
+      <w:r>
         <w:t>Cơ cấu tổ chức quản lý sản xuất</w:t>
       </w:r>
       <w:bookmarkEnd w:id="20"/>
@@ -5006,7 +5836,6 @@
         <w:pStyle w:val="Doan"/>
       </w:pPr>
       <w:r>
-        <w:lastRenderedPageBreak/>
         <w:t>Nhiệm vụ:</w:t>
       </w:r>
     </w:p>
@@ -5237,7 +6066,6 @@
         <w:pStyle w:val="Doan"/>
       </w:pPr>
       <w:r>
-        <w:lastRenderedPageBreak/>
         <w:t>Nhiệm vụ:</w:t>
       </w:r>
     </w:p>
@@ -5371,7 +6199,7 @@
           <w:numId w:val="10"/>
         </w:numPr>
       </w:pPr>
-      <w:bookmarkStart w:id="21" w:name="_Toc220360644"/>
+      <w:bookmarkStart w:id="21" w:name="_Toc220921818"/>
       <w:r>
         <w:t>Vị trí được giao</w:t>
       </w:r>
@@ -5514,7 +6342,6 @@
         </w:numPr>
       </w:pPr>
       <w:r>
-        <w:lastRenderedPageBreak/>
         <w:t>Nhận các task được chia nhỏ (sub-tasks) từ Developer chính.</w:t>
       </w:r>
     </w:p>
@@ -5715,7 +6542,7 @@
           <w:numId w:val="10"/>
         </w:numPr>
       </w:pPr>
-      <w:bookmarkStart w:id="22" w:name="_Toc220360645"/>
+      <w:bookmarkStart w:id="22" w:name="_Toc220921819"/>
       <w:r>
         <w:t>Đánh giá bước đầu về vị trí thực tập</w:t>
       </w:r>
@@ -5732,7 +6559,7 @@
           <w:numId w:val="10"/>
         </w:numPr>
       </w:pPr>
-      <w:bookmarkStart w:id="23" w:name="_Toc220360646"/>
+      <w:bookmarkStart w:id="23" w:name="_Toc220921820"/>
       <w:r>
         <w:t>Mức độ phù hợp với ngành đào tạo</w:t>
       </w:r>
@@ -5791,7 +6618,7 @@
       <w:r>
         <w:t xml:space="preserve"> </w:t>
       </w:r>
-      <w:bookmarkStart w:id="24" w:name="_Toc220360647"/>
+      <w:bookmarkStart w:id="24" w:name="_Toc220921821"/>
       <w:r>
         <w:t>Thuận lợi và khó khăn</w:t>
       </w:r>
@@ -5905,7 +6732,7 @@
       <w:r>
         <w:t xml:space="preserve"> </w:t>
       </w:r>
-      <w:bookmarkStart w:id="25" w:name="_Toc220360648"/>
+      <w:bookmarkStart w:id="25" w:name="_Toc220921822"/>
       <w:r>
         <w:t>Kiến thức, kỹ năng tiếp thu được</w:t>
       </w:r>
@@ -5917,7 +6744,6 @@
         <w:ind w:left="720"/>
       </w:pPr>
       <w:r>
-        <w:lastRenderedPageBreak/>
         <w:t>Chỉ trong thời gian ngắn thực tập, tôi đã tích lũy được nhiều giá trị thực tiễn:</w:t>
       </w:r>
     </w:p>
@@ -5994,7 +6820,7 @@
           <w:numId w:val="10"/>
         </w:numPr>
       </w:pPr>
-      <w:bookmarkStart w:id="26" w:name="_Toc220360649"/>
+      <w:bookmarkStart w:id="26" w:name="_Toc220921823"/>
       <w:r>
         <w:t>Tổng kết</w:t>
       </w:r>
@@ -6008,7 +6834,7 @@
           <w:numId w:val="10"/>
         </w:numPr>
       </w:pPr>
-      <w:bookmarkStart w:id="27" w:name="_Toc220360650"/>
+      <w:bookmarkStart w:id="27" w:name="_Toc220921824"/>
       <w:r>
         <w:t>Tổng kết nội dung thực tập</w:t>
       </w:r>
@@ -6084,7 +6910,7 @@
           <w:numId w:val="10"/>
         </w:numPr>
       </w:pPr>
-      <w:bookmarkStart w:id="28" w:name="_Toc220360651"/>
+      <w:bookmarkStart w:id="28" w:name="_Toc220921825"/>
       <w:r>
         <w:t>Định hướng rèn luyện trong thời gian tới</w:t>
       </w:r>
@@ -6145,6 +6971,36 @@
       <w:r>
         <w:t>Mục tiêu: Hoàn thành tốt các task được giao đúng hạn và cố gắng tham gia sâu hơn vào các module quan trọng của dự án.</w:t>
       </w:r>
+    </w:p>
+    <w:p>
+      <w:pPr>
+        <w:pStyle w:val="Doan"/>
+      </w:pPr>
+    </w:p>
+    <w:p>
+      <w:pPr>
+        <w:pStyle w:val="Doan"/>
+      </w:pPr>
+    </w:p>
+    <w:p>
+      <w:pPr>
+        <w:pStyle w:val="Doan"/>
+      </w:pPr>
+    </w:p>
+    <w:p>
+      <w:pPr>
+        <w:pStyle w:val="Doan"/>
+      </w:pPr>
+    </w:p>
+    <w:p>
+      <w:pPr>
+        <w:pStyle w:val="Doan"/>
+      </w:pPr>
+    </w:p>
+    <w:p>
+      <w:pPr>
+        <w:pStyle w:val="Doan"/>
+      </w:pPr>
     </w:p>
     <w:p>
       <w:pPr>
@@ -6568,6 +7424,155 @@
     </w:lvl>
   </w:abstractNum>
   <w:abstractNum w:abstractNumId="1" w15:restartNumberingAfterBreak="0">
+    <w:nsid w:val="05193482"/>
+    <w:multiLevelType w:val="multilevel"/>
+    <w:tmpl w:val="4E7683F8"/>
+    <w:lvl w:ilvl="0">
+      <w:start w:val="1"/>
+      <w:numFmt w:val="bullet"/>
+      <w:lvlText w:val=""/>
+      <w:lvlJc w:val="left"/>
+      <w:pPr>
+        <w:tabs>
+          <w:tab w:val="num" w:pos="720"/>
+        </w:tabs>
+        <w:ind w:left="720" w:hanging="360"/>
+      </w:pPr>
+      <w:rPr>
+        <w:rFonts w:ascii="Symbol" w:hAnsi="Symbol" w:hint="default"/>
+        <w:sz w:val="20"/>
+      </w:rPr>
+    </w:lvl>
+    <w:lvl w:ilvl="1" w:tentative="1">
+      <w:start w:val="1"/>
+      <w:numFmt w:val="bullet"/>
+      <w:lvlText w:val="o"/>
+      <w:lvlJc w:val="left"/>
+      <w:pPr>
+        <w:tabs>
+          <w:tab w:val="num" w:pos="1440"/>
+        </w:tabs>
+        <w:ind w:left="1440" w:hanging="360"/>
+      </w:pPr>
+      <w:rPr>
+        <w:rFonts w:ascii="Courier New" w:hAnsi="Courier New" w:hint="default"/>
+        <w:sz w:val="20"/>
+      </w:rPr>
+    </w:lvl>
+    <w:lvl w:ilvl="2" w:tentative="1">
+      <w:start w:val="1"/>
+      <w:numFmt w:val="bullet"/>
+      <w:lvlText w:val=""/>
+      <w:lvlJc w:val="left"/>
+      <w:pPr>
+        <w:tabs>
+          <w:tab w:val="num" w:pos="2160"/>
+        </w:tabs>
+        <w:ind w:left="2160" w:hanging="360"/>
+      </w:pPr>
+      <w:rPr>
+        <w:rFonts w:ascii="Wingdings" w:hAnsi="Wingdings" w:hint="default"/>
+        <w:sz w:val="20"/>
+      </w:rPr>
+    </w:lvl>
+    <w:lvl w:ilvl="3" w:tentative="1">
+      <w:start w:val="1"/>
+      <w:numFmt w:val="bullet"/>
+      <w:lvlText w:val=""/>
+      <w:lvlJc w:val="left"/>
+      <w:pPr>
+        <w:tabs>
+          <w:tab w:val="num" w:pos="2880"/>
+        </w:tabs>
+        <w:ind w:left="2880" w:hanging="360"/>
+      </w:pPr>
+      <w:rPr>
+        <w:rFonts w:ascii="Wingdings" w:hAnsi="Wingdings" w:hint="default"/>
+        <w:sz w:val="20"/>
+      </w:rPr>
+    </w:lvl>
+    <w:lvl w:ilvl="4" w:tentative="1">
+      <w:start w:val="1"/>
+      <w:numFmt w:val="bullet"/>
+      <w:lvlText w:val=""/>
+      <w:lvlJc w:val="left"/>
+      <w:pPr>
+        <w:tabs>
+          <w:tab w:val="num" w:pos="3600"/>
+        </w:tabs>
+        <w:ind w:left="3600" w:hanging="360"/>
+      </w:pPr>
+      <w:rPr>
+        <w:rFonts w:ascii="Wingdings" w:hAnsi="Wingdings" w:hint="default"/>
+        <w:sz w:val="20"/>
+      </w:rPr>
+    </w:lvl>
+    <w:lvl w:ilvl="5" w:tentative="1">
+      <w:start w:val="1"/>
+      <w:numFmt w:val="bullet"/>
+      <w:lvlText w:val=""/>
+      <w:lvlJc w:val="left"/>
+      <w:pPr>
+        <w:tabs>
+          <w:tab w:val="num" w:pos="4320"/>
+        </w:tabs>
+        <w:ind w:left="4320" w:hanging="360"/>
+      </w:pPr>
+      <w:rPr>
+        <w:rFonts w:ascii="Wingdings" w:hAnsi="Wingdings" w:hint="default"/>
+        <w:sz w:val="20"/>
+      </w:rPr>
+    </w:lvl>
+    <w:lvl w:ilvl="6" w:tentative="1">
+      <w:start w:val="1"/>
+      <w:numFmt w:val="bullet"/>
+      <w:lvlText w:val=""/>
+      <w:lvlJc w:val="left"/>
+      <w:pPr>
+        <w:tabs>
+          <w:tab w:val="num" w:pos="5040"/>
+        </w:tabs>
+        <w:ind w:left="5040" w:hanging="360"/>
+      </w:pPr>
+      <w:rPr>
+        <w:rFonts w:ascii="Wingdings" w:hAnsi="Wingdings" w:hint="default"/>
+        <w:sz w:val="20"/>
+      </w:rPr>
+    </w:lvl>
+    <w:lvl w:ilvl="7" w:tentative="1">
+      <w:start w:val="1"/>
+      <w:numFmt w:val="bullet"/>
+      <w:lvlText w:val=""/>
+      <w:lvlJc w:val="left"/>
+      <w:pPr>
+        <w:tabs>
+          <w:tab w:val="num" w:pos="5760"/>
+        </w:tabs>
+        <w:ind w:left="5760" w:hanging="360"/>
+      </w:pPr>
+      <w:rPr>
+        <w:rFonts w:ascii="Wingdings" w:hAnsi="Wingdings" w:hint="default"/>
+        <w:sz w:val="20"/>
+      </w:rPr>
+    </w:lvl>
+    <w:lvl w:ilvl="8" w:tentative="1">
+      <w:start w:val="1"/>
+      <w:numFmt w:val="bullet"/>
+      <w:lvlText w:val=""/>
+      <w:lvlJc w:val="left"/>
+      <w:pPr>
+        <w:tabs>
+          <w:tab w:val="num" w:pos="6480"/>
+        </w:tabs>
+        <w:ind w:left="6480" w:hanging="360"/>
+      </w:pPr>
+      <w:rPr>
+        <w:rFonts w:ascii="Wingdings" w:hAnsi="Wingdings" w:hint="default"/>
+        <w:sz w:val="20"/>
+      </w:rPr>
+    </w:lvl>
+  </w:abstractNum>
+  <w:abstractNum w:abstractNumId="2" w15:restartNumberingAfterBreak="0">
     <w:nsid w:val="0A813003"/>
     <w:multiLevelType w:val="hybridMultilevel"/>
     <w:tmpl w:val="B3401C06"/>
@@ -6656,7 +7661,156 @@
       </w:pPr>
     </w:lvl>
   </w:abstractNum>
-  <w:abstractNum w:abstractNumId="2" w15:restartNumberingAfterBreak="0">
+  <w:abstractNum w:abstractNumId="3" w15:restartNumberingAfterBreak="0">
+    <w:nsid w:val="124A4AF5"/>
+    <w:multiLevelType w:val="multilevel"/>
+    <w:tmpl w:val="A208AD02"/>
+    <w:lvl w:ilvl="0">
+      <w:start w:val="1"/>
+      <w:numFmt w:val="bullet"/>
+      <w:lvlText w:val=""/>
+      <w:lvlJc w:val="left"/>
+      <w:pPr>
+        <w:tabs>
+          <w:tab w:val="num" w:pos="720"/>
+        </w:tabs>
+        <w:ind w:left="720" w:hanging="360"/>
+      </w:pPr>
+      <w:rPr>
+        <w:rFonts w:ascii="Symbol" w:hAnsi="Symbol" w:hint="default"/>
+        <w:sz w:val="20"/>
+      </w:rPr>
+    </w:lvl>
+    <w:lvl w:ilvl="1" w:tentative="1">
+      <w:start w:val="1"/>
+      <w:numFmt w:val="bullet"/>
+      <w:lvlText w:val="o"/>
+      <w:lvlJc w:val="left"/>
+      <w:pPr>
+        <w:tabs>
+          <w:tab w:val="num" w:pos="1440"/>
+        </w:tabs>
+        <w:ind w:left="1440" w:hanging="360"/>
+      </w:pPr>
+      <w:rPr>
+        <w:rFonts w:ascii="Courier New" w:hAnsi="Courier New" w:hint="default"/>
+        <w:sz w:val="20"/>
+      </w:rPr>
+    </w:lvl>
+    <w:lvl w:ilvl="2" w:tentative="1">
+      <w:start w:val="1"/>
+      <w:numFmt w:val="bullet"/>
+      <w:lvlText w:val=""/>
+      <w:lvlJc w:val="left"/>
+      <w:pPr>
+        <w:tabs>
+          <w:tab w:val="num" w:pos="2160"/>
+        </w:tabs>
+        <w:ind w:left="2160" w:hanging="360"/>
+      </w:pPr>
+      <w:rPr>
+        <w:rFonts w:ascii="Wingdings" w:hAnsi="Wingdings" w:hint="default"/>
+        <w:sz w:val="20"/>
+      </w:rPr>
+    </w:lvl>
+    <w:lvl w:ilvl="3" w:tentative="1">
+      <w:start w:val="1"/>
+      <w:numFmt w:val="bullet"/>
+      <w:lvlText w:val=""/>
+      <w:lvlJc w:val="left"/>
+      <w:pPr>
+        <w:tabs>
+          <w:tab w:val="num" w:pos="2880"/>
+        </w:tabs>
+        <w:ind w:left="2880" w:hanging="360"/>
+      </w:pPr>
+      <w:rPr>
+        <w:rFonts w:ascii="Wingdings" w:hAnsi="Wingdings" w:hint="default"/>
+        <w:sz w:val="20"/>
+      </w:rPr>
+    </w:lvl>
+    <w:lvl w:ilvl="4" w:tentative="1">
+      <w:start w:val="1"/>
+      <w:numFmt w:val="bullet"/>
+      <w:lvlText w:val=""/>
+      <w:lvlJc w:val="left"/>
+      <w:pPr>
+        <w:tabs>
+          <w:tab w:val="num" w:pos="3600"/>
+        </w:tabs>
+        <w:ind w:left="3600" w:hanging="360"/>
+      </w:pPr>
+      <w:rPr>
+        <w:rFonts w:ascii="Wingdings" w:hAnsi="Wingdings" w:hint="default"/>
+        <w:sz w:val="20"/>
+      </w:rPr>
+    </w:lvl>
+    <w:lvl w:ilvl="5" w:tentative="1">
+      <w:start w:val="1"/>
+      <w:numFmt w:val="bullet"/>
+      <w:lvlText w:val=""/>
+      <w:lvlJc w:val="left"/>
+      <w:pPr>
+        <w:tabs>
+          <w:tab w:val="num" w:pos="4320"/>
+        </w:tabs>
+        <w:ind w:left="4320" w:hanging="360"/>
+      </w:pPr>
+      <w:rPr>
+        <w:rFonts w:ascii="Wingdings" w:hAnsi="Wingdings" w:hint="default"/>
+        <w:sz w:val="20"/>
+      </w:rPr>
+    </w:lvl>
+    <w:lvl w:ilvl="6" w:tentative="1">
+      <w:start w:val="1"/>
+      <w:numFmt w:val="bullet"/>
+      <w:lvlText w:val=""/>
+      <w:lvlJc w:val="left"/>
+      <w:pPr>
+        <w:tabs>
+          <w:tab w:val="num" w:pos="5040"/>
+        </w:tabs>
+        <w:ind w:left="5040" w:hanging="360"/>
+      </w:pPr>
+      <w:rPr>
+        <w:rFonts w:ascii="Wingdings" w:hAnsi="Wingdings" w:hint="default"/>
+        <w:sz w:val="20"/>
+      </w:rPr>
+    </w:lvl>
+    <w:lvl w:ilvl="7" w:tentative="1">
+      <w:start w:val="1"/>
+      <w:numFmt w:val="bullet"/>
+      <w:lvlText w:val=""/>
+      <w:lvlJc w:val="left"/>
+      <w:pPr>
+        <w:tabs>
+          <w:tab w:val="num" w:pos="5760"/>
+        </w:tabs>
+        <w:ind w:left="5760" w:hanging="360"/>
+      </w:pPr>
+      <w:rPr>
+        <w:rFonts w:ascii="Wingdings" w:hAnsi="Wingdings" w:hint="default"/>
+        <w:sz w:val="20"/>
+      </w:rPr>
+    </w:lvl>
+    <w:lvl w:ilvl="8" w:tentative="1">
+      <w:start w:val="1"/>
+      <w:numFmt w:val="bullet"/>
+      <w:lvlText w:val=""/>
+      <w:lvlJc w:val="left"/>
+      <w:pPr>
+        <w:tabs>
+          <w:tab w:val="num" w:pos="6480"/>
+        </w:tabs>
+        <w:ind w:left="6480" w:hanging="360"/>
+      </w:pPr>
+      <w:rPr>
+        <w:rFonts w:ascii="Wingdings" w:hAnsi="Wingdings" w:hint="default"/>
+        <w:sz w:val="20"/>
+      </w:rPr>
+    </w:lvl>
+  </w:abstractNum>
+  <w:abstractNum w:abstractNumId="4" w15:restartNumberingAfterBreak="0">
     <w:nsid w:val="19E76C02"/>
     <w:multiLevelType w:val="multilevel"/>
     <w:tmpl w:val="9864C1E8"/>
@@ -6805,7 +7959,156 @@
       </w:rPr>
     </w:lvl>
   </w:abstractNum>
-  <w:abstractNum w:abstractNumId="3" w15:restartNumberingAfterBreak="0">
+  <w:abstractNum w:abstractNumId="5" w15:restartNumberingAfterBreak="0">
+    <w:nsid w:val="1A817383"/>
+    <w:multiLevelType w:val="multilevel"/>
+    <w:tmpl w:val="589832AC"/>
+    <w:lvl w:ilvl="0">
+      <w:start w:val="1"/>
+      <w:numFmt w:val="bullet"/>
+      <w:lvlText w:val=""/>
+      <w:lvlJc w:val="left"/>
+      <w:pPr>
+        <w:tabs>
+          <w:tab w:val="num" w:pos="720"/>
+        </w:tabs>
+        <w:ind w:left="720" w:hanging="360"/>
+      </w:pPr>
+      <w:rPr>
+        <w:rFonts w:ascii="Symbol" w:hAnsi="Symbol" w:hint="default"/>
+        <w:sz w:val="20"/>
+      </w:rPr>
+    </w:lvl>
+    <w:lvl w:ilvl="1" w:tentative="1">
+      <w:start w:val="1"/>
+      <w:numFmt w:val="bullet"/>
+      <w:lvlText w:val="o"/>
+      <w:lvlJc w:val="left"/>
+      <w:pPr>
+        <w:tabs>
+          <w:tab w:val="num" w:pos="1440"/>
+        </w:tabs>
+        <w:ind w:left="1440" w:hanging="360"/>
+      </w:pPr>
+      <w:rPr>
+        <w:rFonts w:ascii="Courier New" w:hAnsi="Courier New" w:hint="default"/>
+        <w:sz w:val="20"/>
+      </w:rPr>
+    </w:lvl>
+    <w:lvl w:ilvl="2" w:tentative="1">
+      <w:start w:val="1"/>
+      <w:numFmt w:val="bullet"/>
+      <w:lvlText w:val=""/>
+      <w:lvlJc w:val="left"/>
+      <w:pPr>
+        <w:tabs>
+          <w:tab w:val="num" w:pos="2160"/>
+        </w:tabs>
+        <w:ind w:left="2160" w:hanging="360"/>
+      </w:pPr>
+      <w:rPr>
+        <w:rFonts w:ascii="Wingdings" w:hAnsi="Wingdings" w:hint="default"/>
+        <w:sz w:val="20"/>
+      </w:rPr>
+    </w:lvl>
+    <w:lvl w:ilvl="3" w:tentative="1">
+      <w:start w:val="1"/>
+      <w:numFmt w:val="bullet"/>
+      <w:lvlText w:val=""/>
+      <w:lvlJc w:val="left"/>
+      <w:pPr>
+        <w:tabs>
+          <w:tab w:val="num" w:pos="2880"/>
+        </w:tabs>
+        <w:ind w:left="2880" w:hanging="360"/>
+      </w:pPr>
+      <w:rPr>
+        <w:rFonts w:ascii="Wingdings" w:hAnsi="Wingdings" w:hint="default"/>
+        <w:sz w:val="20"/>
+      </w:rPr>
+    </w:lvl>
+    <w:lvl w:ilvl="4" w:tentative="1">
+      <w:start w:val="1"/>
+      <w:numFmt w:val="bullet"/>
+      <w:lvlText w:val=""/>
+      <w:lvlJc w:val="left"/>
+      <w:pPr>
+        <w:tabs>
+          <w:tab w:val="num" w:pos="3600"/>
+        </w:tabs>
+        <w:ind w:left="3600" w:hanging="360"/>
+      </w:pPr>
+      <w:rPr>
+        <w:rFonts w:ascii="Wingdings" w:hAnsi="Wingdings" w:hint="default"/>
+        <w:sz w:val="20"/>
+      </w:rPr>
+    </w:lvl>
+    <w:lvl w:ilvl="5" w:tentative="1">
+      <w:start w:val="1"/>
+      <w:numFmt w:val="bullet"/>
+      <w:lvlText w:val=""/>
+      <w:lvlJc w:val="left"/>
+      <w:pPr>
+        <w:tabs>
+          <w:tab w:val="num" w:pos="4320"/>
+        </w:tabs>
+        <w:ind w:left="4320" w:hanging="360"/>
+      </w:pPr>
+      <w:rPr>
+        <w:rFonts w:ascii="Wingdings" w:hAnsi="Wingdings" w:hint="default"/>
+        <w:sz w:val="20"/>
+      </w:rPr>
+    </w:lvl>
+    <w:lvl w:ilvl="6" w:tentative="1">
+      <w:start w:val="1"/>
+      <w:numFmt w:val="bullet"/>
+      <w:lvlText w:val=""/>
+      <w:lvlJc w:val="left"/>
+      <w:pPr>
+        <w:tabs>
+          <w:tab w:val="num" w:pos="5040"/>
+        </w:tabs>
+        <w:ind w:left="5040" w:hanging="360"/>
+      </w:pPr>
+      <w:rPr>
+        <w:rFonts w:ascii="Wingdings" w:hAnsi="Wingdings" w:hint="default"/>
+        <w:sz w:val="20"/>
+      </w:rPr>
+    </w:lvl>
+    <w:lvl w:ilvl="7" w:tentative="1">
+      <w:start w:val="1"/>
+      <w:numFmt w:val="bullet"/>
+      <w:lvlText w:val=""/>
+      <w:lvlJc w:val="left"/>
+      <w:pPr>
+        <w:tabs>
+          <w:tab w:val="num" w:pos="5760"/>
+        </w:tabs>
+        <w:ind w:left="5760" w:hanging="360"/>
+      </w:pPr>
+      <w:rPr>
+        <w:rFonts w:ascii="Wingdings" w:hAnsi="Wingdings" w:hint="default"/>
+        <w:sz w:val="20"/>
+      </w:rPr>
+    </w:lvl>
+    <w:lvl w:ilvl="8" w:tentative="1">
+      <w:start w:val="1"/>
+      <w:numFmt w:val="bullet"/>
+      <w:lvlText w:val=""/>
+      <w:lvlJc w:val="left"/>
+      <w:pPr>
+        <w:tabs>
+          <w:tab w:val="num" w:pos="6480"/>
+        </w:tabs>
+        <w:ind w:left="6480" w:hanging="360"/>
+      </w:pPr>
+      <w:rPr>
+        <w:rFonts w:ascii="Wingdings" w:hAnsi="Wingdings" w:hint="default"/>
+        <w:sz w:val="20"/>
+      </w:rPr>
+    </w:lvl>
+  </w:abstractNum>
+  <w:abstractNum w:abstractNumId="6" w15:restartNumberingAfterBreak="0">
     <w:nsid w:val="27FA62C3"/>
     <w:multiLevelType w:val="multilevel"/>
     <w:tmpl w:val="B754C64A"/>
@@ -6926,7 +8229,7 @@
       </w:rPr>
     </w:lvl>
   </w:abstractNum>
-  <w:abstractNum w:abstractNumId="4" w15:restartNumberingAfterBreak="0">
+  <w:abstractNum w:abstractNumId="7" w15:restartNumberingAfterBreak="0">
     <w:nsid w:val="2A176DE0"/>
     <w:multiLevelType w:val="hybridMultilevel"/>
     <w:tmpl w:val="A4BAEF88"/>
@@ -7012,7 +8315,156 @@
       </w:pPr>
     </w:lvl>
   </w:abstractNum>
-  <w:abstractNum w:abstractNumId="5" w15:restartNumberingAfterBreak="0">
+  <w:abstractNum w:abstractNumId="8" w15:restartNumberingAfterBreak="0">
+    <w:nsid w:val="3047420A"/>
+    <w:multiLevelType w:val="multilevel"/>
+    <w:tmpl w:val="9BDCB646"/>
+    <w:lvl w:ilvl="0">
+      <w:start w:val="1"/>
+      <w:numFmt w:val="bullet"/>
+      <w:lvlText w:val=""/>
+      <w:lvlJc w:val="left"/>
+      <w:pPr>
+        <w:tabs>
+          <w:tab w:val="num" w:pos="720"/>
+        </w:tabs>
+        <w:ind w:left="720" w:hanging="360"/>
+      </w:pPr>
+      <w:rPr>
+        <w:rFonts w:ascii="Symbol" w:hAnsi="Symbol" w:hint="default"/>
+        <w:sz w:val="20"/>
+      </w:rPr>
+    </w:lvl>
+    <w:lvl w:ilvl="1" w:tentative="1">
+      <w:start w:val="1"/>
+      <w:numFmt w:val="bullet"/>
+      <w:lvlText w:val="o"/>
+      <w:lvlJc w:val="left"/>
+      <w:pPr>
+        <w:tabs>
+          <w:tab w:val="num" w:pos="1440"/>
+        </w:tabs>
+        <w:ind w:left="1440" w:hanging="360"/>
+      </w:pPr>
+      <w:rPr>
+        <w:rFonts w:ascii="Courier New" w:hAnsi="Courier New" w:hint="default"/>
+        <w:sz w:val="20"/>
+      </w:rPr>
+    </w:lvl>
+    <w:lvl w:ilvl="2" w:tentative="1">
+      <w:start w:val="1"/>
+      <w:numFmt w:val="bullet"/>
+      <w:lvlText w:val=""/>
+      <w:lvlJc w:val="left"/>
+      <w:pPr>
+        <w:tabs>
+          <w:tab w:val="num" w:pos="2160"/>
+        </w:tabs>
+        <w:ind w:left="2160" w:hanging="360"/>
+      </w:pPr>
+      <w:rPr>
+        <w:rFonts w:ascii="Wingdings" w:hAnsi="Wingdings" w:hint="default"/>
+        <w:sz w:val="20"/>
+      </w:rPr>
+    </w:lvl>
+    <w:lvl w:ilvl="3" w:tentative="1">
+      <w:start w:val="1"/>
+      <w:numFmt w:val="bullet"/>
+      <w:lvlText w:val=""/>
+      <w:lvlJc w:val="left"/>
+      <w:pPr>
+        <w:tabs>
+          <w:tab w:val="num" w:pos="2880"/>
+        </w:tabs>
+        <w:ind w:left="2880" w:hanging="360"/>
+      </w:pPr>
+      <w:rPr>
+        <w:rFonts w:ascii="Wingdings" w:hAnsi="Wingdings" w:hint="default"/>
+        <w:sz w:val="20"/>
+      </w:rPr>
+    </w:lvl>
+    <w:lvl w:ilvl="4" w:tentative="1">
+      <w:start w:val="1"/>
+      <w:numFmt w:val="bullet"/>
+      <w:lvlText w:val=""/>
+      <w:lvlJc w:val="left"/>
+      <w:pPr>
+        <w:tabs>
+          <w:tab w:val="num" w:pos="3600"/>
+        </w:tabs>
+        <w:ind w:left="3600" w:hanging="360"/>
+      </w:pPr>
+      <w:rPr>
+        <w:rFonts w:ascii="Wingdings" w:hAnsi="Wingdings" w:hint="default"/>
+        <w:sz w:val="20"/>
+      </w:rPr>
+    </w:lvl>
+    <w:lvl w:ilvl="5" w:tentative="1">
+      <w:start w:val="1"/>
+      <w:numFmt w:val="bullet"/>
+      <w:lvlText w:val=""/>
+      <w:lvlJc w:val="left"/>
+      <w:pPr>
+        <w:tabs>
+          <w:tab w:val="num" w:pos="4320"/>
+        </w:tabs>
+        <w:ind w:left="4320" w:hanging="360"/>
+      </w:pPr>
+      <w:rPr>
+        <w:rFonts w:ascii="Wingdings" w:hAnsi="Wingdings" w:hint="default"/>
+        <w:sz w:val="20"/>
+      </w:rPr>
+    </w:lvl>
+    <w:lvl w:ilvl="6" w:tentative="1">
+      <w:start w:val="1"/>
+      <w:numFmt w:val="bullet"/>
+      <w:lvlText w:val=""/>
+      <w:lvlJc w:val="left"/>
+      <w:pPr>
+        <w:tabs>
+          <w:tab w:val="num" w:pos="5040"/>
+        </w:tabs>
+        <w:ind w:left="5040" w:hanging="360"/>
+      </w:pPr>
+      <w:rPr>
+        <w:rFonts w:ascii="Wingdings" w:hAnsi="Wingdings" w:hint="default"/>
+        <w:sz w:val="20"/>
+      </w:rPr>
+    </w:lvl>
+    <w:lvl w:ilvl="7" w:tentative="1">
+      <w:start w:val="1"/>
+      <w:numFmt w:val="bullet"/>
+      <w:lvlText w:val=""/>
+      <w:lvlJc w:val="left"/>
+      <w:pPr>
+        <w:tabs>
+          <w:tab w:val="num" w:pos="5760"/>
+        </w:tabs>
+        <w:ind w:left="5760" w:hanging="360"/>
+      </w:pPr>
+      <w:rPr>
+        <w:rFonts w:ascii="Wingdings" w:hAnsi="Wingdings" w:hint="default"/>
+        <w:sz w:val="20"/>
+      </w:rPr>
+    </w:lvl>
+    <w:lvl w:ilvl="8" w:tentative="1">
+      <w:start w:val="1"/>
+      <w:numFmt w:val="bullet"/>
+      <w:lvlText w:val=""/>
+      <w:lvlJc w:val="left"/>
+      <w:pPr>
+        <w:tabs>
+          <w:tab w:val="num" w:pos="6480"/>
+        </w:tabs>
+        <w:ind w:left="6480" w:hanging="360"/>
+      </w:pPr>
+      <w:rPr>
+        <w:rFonts w:ascii="Wingdings" w:hAnsi="Wingdings" w:hint="default"/>
+        <w:sz w:val="20"/>
+      </w:rPr>
+    </w:lvl>
+  </w:abstractNum>
+  <w:abstractNum w:abstractNumId="9" w15:restartNumberingAfterBreak="0">
     <w:nsid w:val="31484CF0"/>
     <w:multiLevelType w:val="multilevel"/>
     <w:tmpl w:val="B6F08BE0"/>
@@ -7161,7 +8613,156 @@
       </w:rPr>
     </w:lvl>
   </w:abstractNum>
-  <w:abstractNum w:abstractNumId="6" w15:restartNumberingAfterBreak="0">
+  <w:abstractNum w:abstractNumId="10" w15:restartNumberingAfterBreak="0">
+    <w:nsid w:val="32E3778C"/>
+    <w:multiLevelType w:val="multilevel"/>
+    <w:tmpl w:val="1A0230B0"/>
+    <w:lvl w:ilvl="0">
+      <w:start w:val="1"/>
+      <w:numFmt w:val="bullet"/>
+      <w:lvlText w:val=""/>
+      <w:lvlJc w:val="left"/>
+      <w:pPr>
+        <w:tabs>
+          <w:tab w:val="num" w:pos="720"/>
+        </w:tabs>
+        <w:ind w:left="720" w:hanging="360"/>
+      </w:pPr>
+      <w:rPr>
+        <w:rFonts w:ascii="Symbol" w:hAnsi="Symbol" w:hint="default"/>
+        <w:sz w:val="20"/>
+      </w:rPr>
+    </w:lvl>
+    <w:lvl w:ilvl="1" w:tentative="1">
+      <w:start w:val="1"/>
+      <w:numFmt w:val="bullet"/>
+      <w:lvlText w:val="o"/>
+      <w:lvlJc w:val="left"/>
+      <w:pPr>
+        <w:tabs>
+          <w:tab w:val="num" w:pos="1440"/>
+        </w:tabs>
+        <w:ind w:left="1440" w:hanging="360"/>
+      </w:pPr>
+      <w:rPr>
+        <w:rFonts w:ascii="Courier New" w:hAnsi="Courier New" w:hint="default"/>
+        <w:sz w:val="20"/>
+      </w:rPr>
+    </w:lvl>
+    <w:lvl w:ilvl="2" w:tentative="1">
+      <w:start w:val="1"/>
+      <w:numFmt w:val="bullet"/>
+      <w:lvlText w:val=""/>
+      <w:lvlJc w:val="left"/>
+      <w:pPr>
+        <w:tabs>
+          <w:tab w:val="num" w:pos="2160"/>
+        </w:tabs>
+        <w:ind w:left="2160" w:hanging="360"/>
+      </w:pPr>
+      <w:rPr>
+        <w:rFonts w:ascii="Wingdings" w:hAnsi="Wingdings" w:hint="default"/>
+        <w:sz w:val="20"/>
+      </w:rPr>
+    </w:lvl>
+    <w:lvl w:ilvl="3" w:tentative="1">
+      <w:start w:val="1"/>
+      <w:numFmt w:val="bullet"/>
+      <w:lvlText w:val=""/>
+      <w:lvlJc w:val="left"/>
+      <w:pPr>
+        <w:tabs>
+          <w:tab w:val="num" w:pos="2880"/>
+        </w:tabs>
+        <w:ind w:left="2880" w:hanging="360"/>
+      </w:pPr>
+      <w:rPr>
+        <w:rFonts w:ascii="Wingdings" w:hAnsi="Wingdings" w:hint="default"/>
+        <w:sz w:val="20"/>
+      </w:rPr>
+    </w:lvl>
+    <w:lvl w:ilvl="4" w:tentative="1">
+      <w:start w:val="1"/>
+      <w:numFmt w:val="bullet"/>
+      <w:lvlText w:val=""/>
+      <w:lvlJc w:val="left"/>
+      <w:pPr>
+        <w:tabs>
+          <w:tab w:val="num" w:pos="3600"/>
+        </w:tabs>
+        <w:ind w:left="3600" w:hanging="360"/>
+      </w:pPr>
+      <w:rPr>
+        <w:rFonts w:ascii="Wingdings" w:hAnsi="Wingdings" w:hint="default"/>
+        <w:sz w:val="20"/>
+      </w:rPr>
+    </w:lvl>
+    <w:lvl w:ilvl="5" w:tentative="1">
+      <w:start w:val="1"/>
+      <w:numFmt w:val="bullet"/>
+      <w:lvlText w:val=""/>
+      <w:lvlJc w:val="left"/>
+      <w:pPr>
+        <w:tabs>
+          <w:tab w:val="num" w:pos="4320"/>
+        </w:tabs>
+        <w:ind w:left="4320" w:hanging="360"/>
+      </w:pPr>
+      <w:rPr>
+        <w:rFonts w:ascii="Wingdings" w:hAnsi="Wingdings" w:hint="default"/>
+        <w:sz w:val="20"/>
+      </w:rPr>
+    </w:lvl>
+    <w:lvl w:ilvl="6" w:tentative="1">
+      <w:start w:val="1"/>
+      <w:numFmt w:val="bullet"/>
+      <w:lvlText w:val=""/>
+      <w:lvlJc w:val="left"/>
+      <w:pPr>
+        <w:tabs>
+          <w:tab w:val="num" w:pos="5040"/>
+        </w:tabs>
+        <w:ind w:left="5040" w:hanging="360"/>
+      </w:pPr>
+      <w:rPr>
+        <w:rFonts w:ascii="Wingdings" w:hAnsi="Wingdings" w:hint="default"/>
+        <w:sz w:val="20"/>
+      </w:rPr>
+    </w:lvl>
+    <w:lvl w:ilvl="7" w:tentative="1">
+      <w:start w:val="1"/>
+      <w:numFmt w:val="bullet"/>
+      <w:lvlText w:val=""/>
+      <w:lvlJc w:val="left"/>
+      <w:pPr>
+        <w:tabs>
+          <w:tab w:val="num" w:pos="5760"/>
+        </w:tabs>
+        <w:ind w:left="5760" w:hanging="360"/>
+      </w:pPr>
+      <w:rPr>
+        <w:rFonts w:ascii="Wingdings" w:hAnsi="Wingdings" w:hint="default"/>
+        <w:sz w:val="20"/>
+      </w:rPr>
+    </w:lvl>
+    <w:lvl w:ilvl="8" w:tentative="1">
+      <w:start w:val="1"/>
+      <w:numFmt w:val="bullet"/>
+      <w:lvlText w:val=""/>
+      <w:lvlJc w:val="left"/>
+      <w:pPr>
+        <w:tabs>
+          <w:tab w:val="num" w:pos="6480"/>
+        </w:tabs>
+        <w:ind w:left="6480" w:hanging="360"/>
+      </w:pPr>
+      <w:rPr>
+        <w:rFonts w:ascii="Wingdings" w:hAnsi="Wingdings" w:hint="default"/>
+        <w:sz w:val="20"/>
+      </w:rPr>
+    </w:lvl>
+  </w:abstractNum>
+  <w:abstractNum w:abstractNumId="11" w15:restartNumberingAfterBreak="0">
     <w:nsid w:val="3F705B7B"/>
     <w:multiLevelType w:val="multilevel"/>
     <w:tmpl w:val="989ACF58"/>
@@ -7310,7 +8911,7 @@
       </w:rPr>
     </w:lvl>
   </w:abstractNum>
-  <w:abstractNum w:abstractNumId="7" w15:restartNumberingAfterBreak="0">
+  <w:abstractNum w:abstractNumId="12" w15:restartNumberingAfterBreak="0">
     <w:nsid w:val="4AD87A47"/>
     <w:multiLevelType w:val="multilevel"/>
     <w:tmpl w:val="A328B586"/>
@@ -7459,7 +9060,7 @@
       </w:rPr>
     </w:lvl>
   </w:abstractNum>
-  <w:abstractNum w:abstractNumId="8" w15:restartNumberingAfterBreak="0">
+  <w:abstractNum w:abstractNumId="13" w15:restartNumberingAfterBreak="0">
     <w:nsid w:val="4B50792F"/>
     <w:multiLevelType w:val="hybridMultilevel"/>
     <w:tmpl w:val="5088ECFA"/>
@@ -7579,7 +9180,7 @@
       </w:pPr>
     </w:lvl>
   </w:abstractNum>
-  <w:abstractNum w:abstractNumId="9" w15:restartNumberingAfterBreak="0">
+  <w:abstractNum w:abstractNumId="14" w15:restartNumberingAfterBreak="0">
     <w:nsid w:val="53257515"/>
     <w:multiLevelType w:val="multilevel"/>
     <w:tmpl w:val="EBD26C78"/>
@@ -7722,7 +9323,7 @@
       </w:rPr>
     </w:lvl>
   </w:abstractNum>
-  <w:abstractNum w:abstractNumId="10" w15:restartNumberingAfterBreak="0">
+  <w:abstractNum w:abstractNumId="15" w15:restartNumberingAfterBreak="0">
     <w:nsid w:val="58BD0506"/>
     <w:multiLevelType w:val="multilevel"/>
     <w:tmpl w:val="BD6EB8DA"/>
@@ -7871,7 +9472,7 @@
       </w:rPr>
     </w:lvl>
   </w:abstractNum>
-  <w:abstractNum w:abstractNumId="11" w15:restartNumberingAfterBreak="0">
+  <w:abstractNum w:abstractNumId="16" w15:restartNumberingAfterBreak="0">
     <w:nsid w:val="62C312D5"/>
     <w:multiLevelType w:val="hybridMultilevel"/>
     <w:tmpl w:val="8B2815A0"/>
@@ -7980,7 +9581,7 @@
       </w:pPr>
     </w:lvl>
   </w:abstractNum>
-  <w:abstractNum w:abstractNumId="12" w15:restartNumberingAfterBreak="0">
+  <w:abstractNum w:abstractNumId="17" w15:restartNumberingAfterBreak="0">
     <w:nsid w:val="6677245B"/>
     <w:multiLevelType w:val="multilevel"/>
     <w:tmpl w:val="E0C450E6"/>
@@ -8122,7 +9723,7 @@
       </w:rPr>
     </w:lvl>
   </w:abstractNum>
-  <w:abstractNum w:abstractNumId="13" w15:restartNumberingAfterBreak="0">
+  <w:abstractNum w:abstractNumId="18" w15:restartNumberingAfterBreak="0">
     <w:nsid w:val="680A2371"/>
     <w:multiLevelType w:val="hybridMultilevel"/>
     <w:tmpl w:val="CB283524"/>
@@ -8240,7 +9841,156 @@
       </w:pPr>
     </w:lvl>
   </w:abstractNum>
-  <w:abstractNum w:abstractNumId="14" w15:restartNumberingAfterBreak="0">
+  <w:abstractNum w:abstractNumId="19" w15:restartNumberingAfterBreak="0">
+    <w:nsid w:val="6A494AA4"/>
+    <w:multiLevelType w:val="multilevel"/>
+    <w:tmpl w:val="7FD0D34A"/>
+    <w:lvl w:ilvl="0">
+      <w:start w:val="1"/>
+      <w:numFmt w:val="bullet"/>
+      <w:lvlText w:val=""/>
+      <w:lvlJc w:val="left"/>
+      <w:pPr>
+        <w:tabs>
+          <w:tab w:val="num" w:pos="720"/>
+        </w:tabs>
+        <w:ind w:left="720" w:hanging="360"/>
+      </w:pPr>
+      <w:rPr>
+        <w:rFonts w:ascii="Symbol" w:hAnsi="Symbol" w:hint="default"/>
+        <w:sz w:val="20"/>
+      </w:rPr>
+    </w:lvl>
+    <w:lvl w:ilvl="1" w:tentative="1">
+      <w:start w:val="1"/>
+      <w:numFmt w:val="bullet"/>
+      <w:lvlText w:val="o"/>
+      <w:lvlJc w:val="left"/>
+      <w:pPr>
+        <w:tabs>
+          <w:tab w:val="num" w:pos="1440"/>
+        </w:tabs>
+        <w:ind w:left="1440" w:hanging="360"/>
+      </w:pPr>
+      <w:rPr>
+        <w:rFonts w:ascii="Courier New" w:hAnsi="Courier New" w:hint="default"/>
+        <w:sz w:val="20"/>
+      </w:rPr>
+    </w:lvl>
+    <w:lvl w:ilvl="2" w:tentative="1">
+      <w:start w:val="1"/>
+      <w:numFmt w:val="bullet"/>
+      <w:lvlText w:val=""/>
+      <w:lvlJc w:val="left"/>
+      <w:pPr>
+        <w:tabs>
+          <w:tab w:val="num" w:pos="2160"/>
+        </w:tabs>
+        <w:ind w:left="2160" w:hanging="360"/>
+      </w:pPr>
+      <w:rPr>
+        <w:rFonts w:ascii="Wingdings" w:hAnsi="Wingdings" w:hint="default"/>
+        <w:sz w:val="20"/>
+      </w:rPr>
+    </w:lvl>
+    <w:lvl w:ilvl="3" w:tentative="1">
+      <w:start w:val="1"/>
+      <w:numFmt w:val="bullet"/>
+      <w:lvlText w:val=""/>
+      <w:lvlJc w:val="left"/>
+      <w:pPr>
+        <w:tabs>
+          <w:tab w:val="num" w:pos="2880"/>
+        </w:tabs>
+        <w:ind w:left="2880" w:hanging="360"/>
+      </w:pPr>
+      <w:rPr>
+        <w:rFonts w:ascii="Wingdings" w:hAnsi="Wingdings" w:hint="default"/>
+        <w:sz w:val="20"/>
+      </w:rPr>
+    </w:lvl>
+    <w:lvl w:ilvl="4" w:tentative="1">
+      <w:start w:val="1"/>
+      <w:numFmt w:val="bullet"/>
+      <w:lvlText w:val=""/>
+      <w:lvlJc w:val="left"/>
+      <w:pPr>
+        <w:tabs>
+          <w:tab w:val="num" w:pos="3600"/>
+        </w:tabs>
+        <w:ind w:left="3600" w:hanging="360"/>
+      </w:pPr>
+      <w:rPr>
+        <w:rFonts w:ascii="Wingdings" w:hAnsi="Wingdings" w:hint="default"/>
+        <w:sz w:val="20"/>
+      </w:rPr>
+    </w:lvl>
+    <w:lvl w:ilvl="5" w:tentative="1">
+      <w:start w:val="1"/>
+      <w:numFmt w:val="bullet"/>
+      <w:lvlText w:val=""/>
+      <w:lvlJc w:val="left"/>
+      <w:pPr>
+        <w:tabs>
+          <w:tab w:val="num" w:pos="4320"/>
+        </w:tabs>
+        <w:ind w:left="4320" w:hanging="360"/>
+      </w:pPr>
+      <w:rPr>
+        <w:rFonts w:ascii="Wingdings" w:hAnsi="Wingdings" w:hint="default"/>
+        <w:sz w:val="20"/>
+      </w:rPr>
+    </w:lvl>
+    <w:lvl w:ilvl="6" w:tentative="1">
+      <w:start w:val="1"/>
+      <w:numFmt w:val="bullet"/>
+      <w:lvlText w:val=""/>
+      <w:lvlJc w:val="left"/>
+      <w:pPr>
+        <w:tabs>
+          <w:tab w:val="num" w:pos="5040"/>
+        </w:tabs>
+        <w:ind w:left="5040" w:hanging="360"/>
+      </w:pPr>
+      <w:rPr>
+        <w:rFonts w:ascii="Wingdings" w:hAnsi="Wingdings" w:hint="default"/>
+        <w:sz w:val="20"/>
+      </w:rPr>
+    </w:lvl>
+    <w:lvl w:ilvl="7" w:tentative="1">
+      <w:start w:val="1"/>
+      <w:numFmt w:val="bullet"/>
+      <w:lvlText w:val=""/>
+      <w:lvlJc w:val="left"/>
+      <w:pPr>
+        <w:tabs>
+          <w:tab w:val="num" w:pos="5760"/>
+        </w:tabs>
+        <w:ind w:left="5760" w:hanging="360"/>
+      </w:pPr>
+      <w:rPr>
+        <w:rFonts w:ascii="Wingdings" w:hAnsi="Wingdings" w:hint="default"/>
+        <w:sz w:val="20"/>
+      </w:rPr>
+    </w:lvl>
+    <w:lvl w:ilvl="8" w:tentative="1">
+      <w:start w:val="1"/>
+      <w:numFmt w:val="bullet"/>
+      <w:lvlText w:val=""/>
+      <w:lvlJc w:val="left"/>
+      <w:pPr>
+        <w:tabs>
+          <w:tab w:val="num" w:pos="6480"/>
+        </w:tabs>
+        <w:ind w:left="6480" w:hanging="360"/>
+      </w:pPr>
+      <w:rPr>
+        <w:rFonts w:ascii="Wingdings" w:hAnsi="Wingdings" w:hint="default"/>
+        <w:sz w:val="20"/>
+      </w:rPr>
+    </w:lvl>
+  </w:abstractNum>
+  <w:abstractNum w:abstractNumId="20" w15:restartNumberingAfterBreak="0">
     <w:nsid w:val="6EE47304"/>
     <w:multiLevelType w:val="multilevel"/>
     <w:tmpl w:val="DE16897E"/>
@@ -8382,7 +10132,7 @@
       </w:rPr>
     </w:lvl>
   </w:abstractNum>
-  <w:abstractNum w:abstractNumId="15" w15:restartNumberingAfterBreak="0">
+  <w:abstractNum w:abstractNumId="21" w15:restartNumberingAfterBreak="0">
     <w:nsid w:val="738F7400"/>
     <w:multiLevelType w:val="multilevel"/>
     <w:tmpl w:val="E7A2C194"/>
@@ -8525,7 +10275,7 @@
       </w:rPr>
     </w:lvl>
   </w:abstractNum>
-  <w:abstractNum w:abstractNumId="16" w15:restartNumberingAfterBreak="0">
+  <w:abstractNum w:abstractNumId="22" w15:restartNumberingAfterBreak="0">
     <w:nsid w:val="78D72460"/>
     <w:multiLevelType w:val="hybridMultilevel"/>
     <w:tmpl w:val="33AA541C"/>
@@ -8638,7 +10388,96 @@
       </w:rPr>
     </w:lvl>
   </w:abstractNum>
-  <w:abstractNum w:abstractNumId="17" w15:restartNumberingAfterBreak="0">
+  <w:abstractNum w:abstractNumId="23" w15:restartNumberingAfterBreak="0">
+    <w:nsid w:val="7B1C2321"/>
+    <w:multiLevelType w:val="hybridMultilevel"/>
+    <w:tmpl w:val="DE982750"/>
+    <w:lvl w:ilvl="0" w:tplc="0409000F">
+      <w:start w:val="1"/>
+      <w:numFmt w:val="decimal"/>
+      <w:lvlText w:val="%1."/>
+      <w:lvlJc w:val="left"/>
+      <w:pPr>
+        <w:ind w:left="720" w:hanging="360"/>
+      </w:pPr>
+      <w:rPr>
+        <w:rFonts w:hint="default"/>
+      </w:rPr>
+    </w:lvl>
+    <w:lvl w:ilvl="1" w:tplc="04090019" w:tentative="1">
+      <w:start w:val="1"/>
+      <w:numFmt w:val="lowerLetter"/>
+      <w:lvlText w:val="%2."/>
+      <w:lvlJc w:val="left"/>
+      <w:pPr>
+        <w:ind w:left="1440" w:hanging="360"/>
+      </w:pPr>
+    </w:lvl>
+    <w:lvl w:ilvl="2" w:tplc="0409001B" w:tentative="1">
+      <w:start w:val="1"/>
+      <w:numFmt w:val="lowerRoman"/>
+      <w:lvlText w:val="%3."/>
+      <w:lvlJc w:val="right"/>
+      <w:pPr>
+        <w:ind w:left="2160" w:hanging="180"/>
+      </w:pPr>
+    </w:lvl>
+    <w:lvl w:ilvl="3" w:tplc="0409000F" w:tentative="1">
+      <w:start w:val="1"/>
+      <w:numFmt w:val="decimal"/>
+      <w:lvlText w:val="%4."/>
+      <w:lvlJc w:val="left"/>
+      <w:pPr>
+        <w:ind w:left="2880" w:hanging="360"/>
+      </w:pPr>
+    </w:lvl>
+    <w:lvl w:ilvl="4" w:tplc="04090019" w:tentative="1">
+      <w:start w:val="1"/>
+      <w:numFmt w:val="lowerLetter"/>
+      <w:lvlText w:val="%5."/>
+      <w:lvlJc w:val="left"/>
+      <w:pPr>
+        <w:ind w:left="3600" w:hanging="360"/>
+      </w:pPr>
+    </w:lvl>
+    <w:lvl w:ilvl="5" w:tplc="0409001B" w:tentative="1">
+      <w:start w:val="1"/>
+      <w:numFmt w:val="lowerRoman"/>
+      <w:lvlText w:val="%6."/>
+      <w:lvlJc w:val="right"/>
+      <w:pPr>
+        <w:ind w:left="4320" w:hanging="180"/>
+      </w:pPr>
+    </w:lvl>
+    <w:lvl w:ilvl="6" w:tplc="0409000F" w:tentative="1">
+      <w:start w:val="1"/>
+      <w:numFmt w:val="decimal"/>
+      <w:lvlText w:val="%7."/>
+      <w:lvlJc w:val="left"/>
+      <w:pPr>
+        <w:ind w:left="5040" w:hanging="360"/>
+      </w:pPr>
+    </w:lvl>
+    <w:lvl w:ilvl="7" w:tplc="04090019" w:tentative="1">
+      <w:start w:val="1"/>
+      <w:numFmt w:val="lowerLetter"/>
+      <w:lvlText w:val="%8."/>
+      <w:lvlJc w:val="left"/>
+      <w:pPr>
+        <w:ind w:left="5760" w:hanging="360"/>
+      </w:pPr>
+    </w:lvl>
+    <w:lvl w:ilvl="8" w:tplc="0409001B" w:tentative="1">
+      <w:start w:val="1"/>
+      <w:numFmt w:val="lowerRoman"/>
+      <w:lvlText w:val="%9."/>
+      <w:lvlJc w:val="right"/>
+      <w:pPr>
+        <w:ind w:left="6480" w:hanging="180"/>
+      </w:pPr>
+    </w:lvl>
+  </w:abstractNum>
+  <w:abstractNum w:abstractNumId="24" w15:restartNumberingAfterBreak="0">
     <w:nsid w:val="7BBE0DA4"/>
     <w:multiLevelType w:val="multilevel"/>
     <w:tmpl w:val="0B68034E"/>
@@ -8751,7 +10590,7 @@
       </w:rPr>
     </w:lvl>
   </w:abstractNum>
-  <w:abstractNum w:abstractNumId="18" w15:restartNumberingAfterBreak="0">
+  <w:abstractNum w:abstractNumId="25" w15:restartNumberingAfterBreak="0">
     <w:nsid w:val="7FDC5CBD"/>
     <w:multiLevelType w:val="hybridMultilevel"/>
     <w:tmpl w:val="0E8C5344"/>
@@ -8842,61 +10681,82 @@
     </w:lvl>
   </w:abstractNum>
   <w:num w:numId="1">
-    <w:abstractNumId w:val="8"/>
+    <w:abstractNumId w:val="13"/>
   </w:num>
   <w:num w:numId="2">
-    <w:abstractNumId w:val="13"/>
+    <w:abstractNumId w:val="18"/>
   </w:num>
   <w:num w:numId="3">
-    <w:abstractNumId w:val="11"/>
+    <w:abstractNumId w:val="16"/>
   </w:num>
   <w:num w:numId="4">
+    <w:abstractNumId w:val="20"/>
+  </w:num>
+  <w:num w:numId="5">
+    <w:abstractNumId w:val="17"/>
+  </w:num>
+  <w:num w:numId="6">
     <w:abstractNumId w:val="14"/>
   </w:num>
-  <w:num w:numId="5">
+  <w:num w:numId="7">
+    <w:abstractNumId w:val="21"/>
+  </w:num>
+  <w:num w:numId="8">
+    <w:abstractNumId w:val="25"/>
+  </w:num>
+  <w:num w:numId="9">
+    <w:abstractNumId w:val="6"/>
+  </w:num>
+  <w:num w:numId="10">
+    <w:abstractNumId w:val="24"/>
+  </w:num>
+  <w:num w:numId="11">
+    <w:abstractNumId w:val="22"/>
+  </w:num>
+  <w:num w:numId="12">
+    <w:abstractNumId w:val="7"/>
+  </w:num>
+  <w:num w:numId="13">
+    <w:abstractNumId w:val="2"/>
+  </w:num>
+  <w:num w:numId="14">
+    <w:abstractNumId w:val="15"/>
+  </w:num>
+  <w:num w:numId="15">
+    <w:abstractNumId w:val="4"/>
+  </w:num>
+  <w:num w:numId="16">
     <w:abstractNumId w:val="12"/>
   </w:num>
-  <w:num w:numId="6">
+  <w:num w:numId="17">
     <w:abstractNumId w:val="9"/>
   </w:num>
-  <w:num w:numId="7">
-    <w:abstractNumId w:val="15"/>
-  </w:num>
-  <w:num w:numId="8">
-    <w:abstractNumId w:val="18"/>
-  </w:num>
-  <w:num w:numId="9">
-    <w:abstractNumId w:val="3"/>
-  </w:num>
-  <w:num w:numId="10">
-    <w:abstractNumId w:val="17"/>
-  </w:num>
-  <w:num w:numId="11">
-    <w:abstractNumId w:val="16"/>
-  </w:num>
-  <w:num w:numId="12">
-    <w:abstractNumId w:val="4"/>
-  </w:num>
-  <w:num w:numId="13">
-    <w:abstractNumId w:val="1"/>
-  </w:num>
-  <w:num w:numId="14">
-    <w:abstractNumId w:val="10"/>
-  </w:num>
-  <w:num w:numId="15">
-    <w:abstractNumId w:val="2"/>
-  </w:num>
-  <w:num w:numId="16">
-    <w:abstractNumId w:val="7"/>
-  </w:num>
-  <w:num w:numId="17">
-    <w:abstractNumId w:val="5"/>
-  </w:num>
   <w:num w:numId="18">
-    <w:abstractNumId w:val="6"/>
+    <w:abstractNumId w:val="11"/>
   </w:num>
   <w:num w:numId="19">
     <w:abstractNumId w:val="0"/>
+  </w:num>
+  <w:num w:numId="20">
+    <w:abstractNumId w:val="5"/>
+  </w:num>
+  <w:num w:numId="21">
+    <w:abstractNumId w:val="10"/>
+  </w:num>
+  <w:num w:numId="22">
+    <w:abstractNumId w:val="8"/>
+  </w:num>
+  <w:num w:numId="23">
+    <w:abstractNumId w:val="1"/>
+  </w:num>
+  <w:num w:numId="24">
+    <w:abstractNumId w:val="3"/>
+  </w:num>
+  <w:num w:numId="25">
+    <w:abstractNumId w:val="19"/>
+  </w:num>
+  <w:num w:numId="26">
+    <w:abstractNumId w:val="23"/>
   </w:num>
   <w:numIdMacAtCleanup w:val="11"/>
 </w:numbering>
